--- a/reports/УИТУ_Практическая_6_ТехноСервис.docx
+++ b/reports/УИТУ_Практическая_6_ТехноСервис.docx
@@ -55,7 +55,7 @@
           <w:b w:val="0"/>
           <w:sz w:val="28"/>
         </w:rPr>
-        <w:t>«МИРЭА — Российский технологический университет»</w:t>
+        <w:t>«МИРЭА - Российский технологический университет»</w:t>
       </w:r>
     </w:p>
     <w:p>
@@ -316,7 +316,7 @@
           <w:b w:val="0"/>
           <w:sz w:val="28"/>
         </w:rPr>
-        <w:t>Объект разработки — управление ИТ-услугами ООО «ТехноСервис». Цель — реализовать клиент-серверную ITSM-систему с сообщениями, каталогом и Service Desk. Применены структурное моделирование, UML Use Case, ролевое разграничение доступа и автоматизированное тестирование. Реализовано веб-приложение Apache/PHP/MariaDB, сохранены исходные шесть услуг и их ресурсные зависимости. Выполнены 10 модульных, 20 проверок модулей через API и 13 браузерных проверок; все завершились успешно. Отчёт содержит реальные снимки интерфейса, сценарии и результаты текущего запуска. Система пригодна для учебной демонстрации. Промышленное развёртывание, интеграции с мониторингом и расчёт финансовых компенсаций не выполнялись.</w:t>
+        <w:t>Объект разработки - управление ИТ-услугами ООО «ТехноСервис». Цель - реализовать клиент-серверную ITSM-систему с сообщениями, каталогом и Service Desk. Применены структурное моделирование, UML Use Case, ролевое разграничение доступа и автоматизированное тестирование. Реализовано веб-приложение Apache/PHP/MariaDB, сохранены исходные шесть услуг и их ресурсные зависимости. Выполнены 10 модульных, 20 проверок модулей через API и 13 браузерных проверок; все завершились успешно. Отчёт содержит реальные снимки интерфейса, сценарии и результаты текущего запуска. Система пригодна для учебной демонстрации. Промышленное развёртывание, интеграции с мониторингом и расчёт финансовых компенсаций не выполнялись.</w:t>
       </w:r>
     </w:p>
     <w:p>
@@ -773,7 +773,7 @@
           <w:b w:val="0"/>
           <w:sz w:val="28"/>
         </w:rPr>
-        <w:t>Цель работы — спроектировать, реализовать и проверить ITSM-систему с регистрацией и аутентификацией пользователей, обменом сообщениями, управлением каталогом и обработкой инцидентов. Состав функций и порядок отчётности определены методическими указаниями к работе №6 [1].</w:t>
+        <w:t>Цель работы - спроектировать, реализовать и проверить ITSM-систему с регистрацией и аутентификацией пользователей, обменом сообщениями, управлением каталогом и обработкой инцидентов. Состав функций и порядок отчётности определены методическими указаниями к работе №6.</w:t>
       </w:r>
     </w:p>
     <w:p>
@@ -785,7 +785,7 @@
           <w:b w:val="0"/>
           <w:sz w:val="28"/>
         </w:rPr>
-        <w:t>Организация и перечень услуг сохранены из первой практической [2]. Функциональные подразделения и должности соответствуют работе №2 [3], а конфигурационные единицы — сервисно-ресурсным моделям работы №3 [4]. SLA работы №4 [5] определяет приоритеты, сроки и статусы. IDEF0-модели работы №5 [6] показывают операции, часть которых автоматизируется в Service Desk.</w:t>
+        <w:t>Организация и перечень услуг сохранены из первой практической. Функциональные подразделения и должности соответствуют работе №2, а конфигурационные единицы - сервисно-ресурсным моделям работы №3. SLA работы №4 определяет приоритеты, сроки и статусы. IDEF0-модели работы №5 показывают операции, часть которых автоматизируется в Service Desk.</w:t>
       </w:r>
     </w:p>
     <w:p>
@@ -809,7 +809,7 @@
           <w:b w:val="0"/>
           <w:sz w:val="28"/>
         </w:rPr>
-        <w:t>Исходный код, схема БД, тесты и результаты сохранены в репозитории. Все снимки получены из работающего приложения; они не являются макетами. Оформление выполнено по предоставленным рекомендациям ГОСТ [7].</w:t>
+        <w:t>Исходный код, схема БД, тесты и результаты сохранены в репозитории. Все снимки получены из работающего приложения; они не являются макетами. Оформление выполнено по предоставленным рекомендациям ГОСТ.</w:t>
       </w:r>
     </w:p>
     <w:p>
@@ -893,7 +893,7 @@
         <w:pStyle w:val="Caption"/>
       </w:pPr>
       <w:r>
-        <w:t>Рисунок 1 — Концептуальная модель ITSM-системы</w:t>
+        <w:t>Рисунок 1 - Концептуальная модель ITSM-системы</w:t>
       </w:r>
     </w:p>
     <w:p>
@@ -905,7 +905,7 @@
           <w:b w:val="0"/>
           <w:sz w:val="28"/>
         </w:rPr>
-        <w:t>Пользователи взаимодействуют с браузерным клиентом. Apache обслуживает статические файлы и передаёт PHP-запросы по FastCGI. Серверная часть проверяет сессию, роль и входные данные, выполняет операции модулей через PDO [8] и сохраняет состояние в MariaDB [9]. Ответы API представлены JSON; обновление интерфейса выполняется JavaScript.</w:t>
+        <w:t>Пользователи взаимодействуют с браузерным клиентом. Apache обслуживает статические файлы и передаёт PHP-запросы по FastCGI. Серверная часть проверяет сессию, роль и входные данные, выполняет операции модулей через PDO и сохраняет состояние в MariaDB. Ответы API представлены JSON; обновление интерфейса выполняется JavaScript.</w:t>
       </w:r>
     </w:p>
     <w:p>
@@ -917,7 +917,7 @@
           <w:b w:val="0"/>
           <w:sz w:val="28"/>
         </w:rPr>
-        <w:t>Входные данные — сведения пользователей и услуг, сообщения, описания инцидентов и ссылки на КЕ. Выходные — каталог, переписка, история обработки, сроки и статусы. Ресурсы — Linux, CPU, память и диск; нормативные документы — SLA и регламент, модели IDEF0 и сценарии тестирования. Внешние системы vSphere и Zabbix обозначают ресурсы предприятия и не устанавливаются как часть данного прототипа.</w:t>
+        <w:t>Входные данные - сведения пользователей и услуг, сообщения, описания инцидентов и ссылки на КЕ. Выходные - каталог, переписка, история обработки, сроки и статусы. Ресурсы - Linux, CPU, память и диск; нормативные документы - SLA и регламент, модели IDEF0 и сценарии тестирования. Внешние системы vSphere и Zabbix обозначают ресурсы предприятия и не устанавливаются как часть данного прототипа.</w:t>
       </w:r>
     </w:p>
     <w:p>
@@ -956,7 +956,7 @@
           <w:b w:val="0"/>
           <w:sz w:val="28"/>
         </w:rPr>
-        <w:t>Таблица 1 — Таблицы реализованной базы данных</w:t>
+        <w:t>Таблица 1 - Таблицы реализованной базы данных</w:t>
       </w:r>
     </w:p>
     <w:tbl>
@@ -1790,7 +1790,7 @@
         <w:pStyle w:val="Caption"/>
       </w:pPr>
       <w:r>
-        <w:t>Рисунок 2 — Форма входа работающего приложения</w:t>
+        <w:t>Рисунок 2 - Форма входа работающего приложения</w:t>
       </w:r>
     </w:p>
     <w:p>
@@ -1802,7 +1802,7 @@
           <w:b w:val="0"/>
           <w:sz w:val="28"/>
         </w:rPr>
-        <w:t>Вход выполняется по email и паролю. Пароли хранятся как хеши, сессия получает новый идентификатор после аутентификации. В интерфейсе постоянно отображаются имя и роль. Сотрудник видит свои обращения, поддержка — общую очередь, администратор дополнительно управляет каталогом и ролями.</w:t>
+        <w:t>Вход выполняется по email и паролю. Пароли хранятся как хеши, сессия получает новый идентификатор после аутентификации. В интерфейсе постоянно отображаются имя и роль. Сотрудник видит свои обращения, поддержка - общую очередь, администратор дополнительно управляет каталогом и ролями.</w:t>
       </w:r>
     </w:p>
     <w:p>
@@ -1814,7 +1814,7 @@
           <w:b w:val="0"/>
           <w:sz w:val="28"/>
         </w:rPr>
-        <w:t>Авторизация проверяется на сервере для каждого действия. Скрытая кнопка сама по себе не считается защитой. POST-запросы требуют CSRF-токен; SQL-запросы параметризованы, пользовательский текст экранируется при отображении. Без входа бизнес-API возвращает 401, при нарушении прав — 403.</w:t>
+        <w:t>Авторизация проверяется на сервере для каждого действия. Скрытая кнопка сама по себе не считается защитой. POST-запросы требуют CSRF-токен; SQL-запросы параметризованы, пользовательский текст экранируется при отображении. Без входа бизнес-API возвращает 401, при нарушении прав - 403.</w:t>
       </w:r>
     </w:p>
     <w:p>
@@ -1888,7 +1888,7 @@
         <w:pStyle w:val="Caption"/>
       </w:pPr>
       <w:r>
-        <w:t>Рисунок 3 — Регистрация сотрудника</w:t>
+        <w:t>Рисунок 3 - Регистрация сотрудника</w:t>
       </w:r>
     </w:p>
     <w:p>
@@ -1986,7 +1986,7 @@
         <w:pStyle w:val="Caption"/>
       </w:pPr>
       <w:r>
-        <w:t>Рисунок 4 — Фрагмент каталога: аренда виртуальных серверов</w:t>
+        <w:t>Рисунок 4 - Фрагмент каталога: аренда виртуальных серверов</w:t>
       </w:r>
     </w:p>
     <w:p>
@@ -2084,7 +2084,7 @@
         <w:pStyle w:val="Caption"/>
       </w:pPr>
       <w:r>
-        <w:t>Рисунок 5 — Форма редактирования услуги администратором</w:t>
+        <w:t>Рисунок 5 - Форма редактирования услуги администратором</w:t>
       </w:r>
     </w:p>
     <w:p>
@@ -2182,7 +2182,7 @@
         <w:pStyle w:val="Caption"/>
       </w:pPr>
       <w:r>
-        <w:t>Рисунок 6 — Реальный обмен сообщениями сотрудника и администратора</w:t>
+        <w:t>Рисунок 6 - Реальный обмен сообщениями сотрудника и администратора</w:t>
       </w:r>
     </w:p>
     <w:p>
@@ -2280,7 +2280,7 @@
         <w:pStyle w:val="Caption"/>
       </w:pPr>
       <w:r>
-        <w:t>Рисунок 7 — Регистрация инцидента с приоритетом и связанным ресурсом</w:t>
+        <w:t>Рисунок 7 - Регистрация инцидента с приоритетом и связанным ресурсом</w:t>
       </w:r>
     </w:p>
     <w:p>
@@ -2304,7 +2304,7 @@
           <w:b w:val="0"/>
           <w:sz w:val="28"/>
         </w:rPr>
-        <w:t>Приоритеты соответствуют SLA: P1 — 15 минут / 4 часа, P2 — 30 минут / 8 часов, P3 — 2 часа / 24 часа, P4 — 4 часа / 72 часа. Сроки рассчитываются круглосуточно от регистрации. Обычный сотрудник получает список только своих обращений; чужой номер карточки не даёт доступа к её данным.</w:t>
+        <w:t>Приоритеты соответствуют SLA: P1 - 15 минут / 4 часа, P2 - 30 минут / 8 часов, P3 - 2 часа / 24 часа, P4 - 4 часа / 72 часа. Сроки рассчитываются круглосуточно от регистрации. Обычный сотрудник получает список только своих обращений; чужой номер карточки не даёт доступа к её данным.</w:t>
       </w:r>
     </w:p>
     <w:p>
@@ -2378,7 +2378,7 @@
         <w:pStyle w:val="Caption"/>
       </w:pPr>
       <w:r>
-        <w:t>Рисунок 8 — Очередь инцидентов технической поддержки</w:t>
+        <w:t>Рисунок 8 - Очередь инцидентов технической поддержки</w:t>
       </w:r>
     </w:p>
     <w:p>
@@ -2390,7 +2390,7 @@
           <w:b w:val="0"/>
           <w:sz w:val="28"/>
         </w:rPr>
-        <w:t>Поддержка и администратор видят общую очередь с автором, услугой, приоритетом, статусом и сроком решения. Сортировка выполняется по P1–P4, затем по времени и номеру регистрации, что реализует FIFO внутри приоритета. Показатель нарушения рассчитывается сравнением времени решения или текущего времени с дедлайном.</w:t>
+        <w:t>Поддержка и администратор видят общую очередь с автором, услугой, приоритетом, статусом и сроком решения. Сортировка выполняется по P1-P4, затем по времени и номеру регистрации, что реализует FIFO внутри приоритета. Показатель нарушения рассчитывается сравнением времени решения или текущего времени с дедлайном.</w:t>
       </w:r>
     </w:p>
     <w:p>
@@ -2488,7 +2488,7 @@
         <w:pStyle w:val="Caption"/>
       </w:pPr>
       <w:r>
-        <w:t>Рисунок 9 — Карточка после решения: сроки, исполнитель и результат</w:t>
+        <w:t>Рисунок 9 - Карточка после решения: сроки, исполнитель и результат</w:t>
       </w:r>
     </w:p>
     <w:p>
@@ -2586,7 +2586,7 @@
         <w:pStyle w:val="Caption"/>
       </w:pPr>
       <w:r>
-        <w:t>Рисунок 10 — Закрытая заявка после подтверждения заказчиком</w:t>
+        <w:t>Рисунок 10 - Закрытая заявка после подтверждения заказчиком</w:t>
       </w:r>
     </w:p>
     <w:p>
@@ -2684,7 +2684,7 @@
         <w:pStyle w:val="Caption"/>
       </w:pPr>
       <w:r>
-        <w:t>Рисунок 11 — Диаграмма вариантов использования системы</w:t>
+        <w:t>Рисунок 11 - Диаграмма вариантов использования системы</w:t>
       </w:r>
     </w:p>
     <w:p>
@@ -2747,7 +2747,7 @@
           <w:b w:val="0"/>
           <w:sz w:val="28"/>
         </w:rPr>
-        <w:t>Таблица 2 — Связь Use Case и проверок</w:t>
+        <w:t>Таблица 2 - Связь Use Case и проверок</w:t>
       </w:r>
     </w:p>
     <w:tbl>
@@ -2901,7 +2901,7 @@
                 <w:b w:val="0"/>
                 <w:sz w:val="23"/>
               </w:rPr>
-              <w:t>API 15–18; браузер B01, B02, B05, B09</w:t>
+              <w:t>API 15-18; браузер B01, B02, B05, B09</w:t>
             </w:r>
           </w:p>
         </w:tc>
@@ -2972,7 +2972,7 @@
                 <w:b w:val="0"/>
                 <w:sz w:val="23"/>
               </w:rPr>
-              <w:t>API 01–04, 20; браузер B03, B11</w:t>
+              <w:t>API 01-04, 20; браузер B03, B11</w:t>
             </w:r>
           </w:p>
         </w:tc>
@@ -3043,7 +3043,7 @@
                 <w:b w:val="0"/>
                 <w:sz w:val="23"/>
               </w:rPr>
-              <w:t>API 05–11; браузер B04, B06, B07</w:t>
+              <w:t>API 05-11; браузер B04, B06, B07</w:t>
             </w:r>
           </w:p>
         </w:tc>
@@ -3114,7 +3114,7 @@
                 <w:b w:val="0"/>
                 <w:sz w:val="23"/>
               </w:rPr>
-              <w:t>API 12–14; браузер B08, B10</w:t>
+              <w:t>API 12-14; браузер B08, B10</w:t>
             </w:r>
           </w:p>
         </w:tc>
@@ -3256,7 +3256,7 @@
                 <w:b w:val="0"/>
                 <w:sz w:val="23"/>
               </w:rPr>
-              <w:t>Модульные U01–U10</w:t>
+              <w:t>Модульные U01-U10</w:t>
             </w:r>
           </w:p>
         </w:tc>
@@ -3333,7 +3333,7 @@
           <w:b w:val="0"/>
           <w:sz w:val="28"/>
         </w:rPr>
-        <w:t>Таблица 3 — Фактические результаты U01–U10</w:t>
+        <w:t>Таблица 3 - Фактические результаты U01-U10</w:t>
       </w:r>
     </w:p>
     <w:tbl>
@@ -4638,7 +4638,7 @@
           <w:b w:val="0"/>
           <w:sz w:val="28"/>
         </w:rPr>
-        <w:t>Выполнено 10 тестов, ошибок и пропусков нет. Проверки расчёта детерминированы фиксированными датами, поэтому не зависят от скорости выполнения приложения. Исходник — tests/unit.php; исходные результаты — evidence/unit-results.json.</w:t>
+        <w:t>Выполнено 10 тестов, ошибок и пропусков нет. Проверки расчёта детерминированы фиксированными датами, поэтому не зависят от скорости выполнения приложения. Исходник - tests/unit.php; исходные результаты - evidence/unit-results.json.</w:t>
       </w:r>
     </w:p>
     <w:p>
@@ -4677,7 +4677,7 @@
           <w:b w:val="0"/>
           <w:sz w:val="28"/>
         </w:rPr>
-        <w:t>Таблица 4 — Каталог и зависимости</w:t>
+        <w:t>Таблица 4 - Каталог и зависимости</w:t>
       </w:r>
     </w:p>
     <w:tbl>
@@ -5446,7 +5446,7 @@
           <w:b w:val="0"/>
           <w:sz w:val="28"/>
         </w:rPr>
-        <w:t>Таблица 5 — Переписка пользователей</w:t>
+        <w:t>Таблица 5 - Переписка пользователей</w:t>
       </w:r>
     </w:p>
     <w:tbl>
@@ -5985,7 +5985,7 @@
           <w:b w:val="0"/>
           <w:sz w:val="28"/>
         </w:rPr>
-        <w:t>Таблица 6 — Обработка и изоляция инцидентов</w:t>
+        <w:t>Таблица 6 - Обработка и изоляция инцидентов</w:t>
       </w:r>
     </w:p>
     <w:tbl>
@@ -6945,7 +6945,7 @@
           <w:b w:val="0"/>
           <w:sz w:val="28"/>
         </w:rPr>
-        <w:t>Проверки времени не подменяются ожиданием открытого порта: тест полного цикла читает карточку после переходов, проверяет временные отметки, статус и историю. Точный расчёт длительности и перехода суток отдельно покрывают U06–U10. Браузерный сценарий проверил создание, назначение, решение и закрытие автором.</w:t>
+        <w:t>Проверки времени не подменяются ожиданием открытого порта: тест полного цикла читает карточку после переходов, проверяет временные отметки, статус и историю. Точный расчёт длительности и перехода суток отдельно покрывают U06-U10. Браузерный сценарий проверил создание, назначение, решение и закрытие автором.</w:t>
       </w:r>
     </w:p>
     <w:p>
@@ -6984,7 +6984,7 @@
           <w:b w:val="0"/>
           <w:sz w:val="28"/>
         </w:rPr>
-        <w:t>Таблица 7 — Сессии и права</w:t>
+        <w:t>Таблица 7 - Сессии и права</w:t>
       </w:r>
     </w:p>
     <w:tbl>
@@ -7753,7 +7753,7 @@
           <w:b w:val="0"/>
           <w:sz w:val="28"/>
         </w:rPr>
-        <w:t>Таблица 8 — Сценарии реального интерфейса</w:t>
+        <w:t>Таблица 8 - Сценарии реального интерфейса</w:t>
       </w:r>
     </w:p>
     <w:tbl>
@@ -9415,7 +9415,7 @@
           <w:b w:val="0"/>
           <w:sz w:val="28"/>
         </w:rPr>
-        <w:t>Тестовые данные являются учебными. Запись о восстановлении отражает демонстрацию учёта действий в ITSM, а не фактическое управление сторонней ВМ. Пароли не включены в отчёт или репозиторий: для демонстрационных учётных записей они генерируются и хранятся только в игнорируемом локальном каталоге .runtime.</w:t>
+        <w:t>Тестовые данные являются учебными. Запись о восстановлении отражает демонстрацию учёта действий в ITSM, а не фактическое управление сторонней ВМ. Пароли не включены в отчёт или репозиторий: для демонстрационных учётных записей они генерируются и хранятся только в игнорируемом локальном каталоге.runtime.</w:t>
       </w:r>
     </w:p>
     <w:p>
@@ -9451,7 +9451,7 @@
           <w:b w:val="0"/>
           <w:sz w:val="28"/>
         </w:rPr>
-        <w:t>Проверки: bash scripts/php.sh tests/unit.php; python tests/verify.py; python tests/browser.py. Остановка выполняется bash scripts/stop.sh. Файлы БД, сессии и журналы находятся в .runtime и не включаются в Git. Схема БД хранится в app/schema.sql, бизнес-правила времени — в app/domain.php, API — в app/public/index.php.</w:t>
+        <w:t>Проверки: bash scripts/php.sh tests/unit.php; python tests/verify.py; python tests/browser.py. Остановка выполняется bash scripts/stop.sh. Файлы БД, сессии и журналы находятся в.runtime и не включаются в Git. Схема БД хранится в app/schema.sql, бизнес-правила времени - в app/domain.php, API - в app/public/index.php.</w:t>
       </w:r>
     </w:p>
     <w:p>
@@ -9511,7 +9511,7 @@
           <w:b w:val="0"/>
           <w:sz w:val="28"/>
         </w:rPr>
-        <w:t>Система продолжает единый проект: каталог и цены сохранены из работы №1, ресурсы — из работы №3, правила обработки — из SLA работы №4, логика действий согласована с моделями работы №5. Концептуальная схема и UML Use Case связывают архитектуру с пользовательскими сценариями.</w:t>
+        <w:t>Система продолжает единый проект: каталог и цены сохранены из работы №1, ресурсы - из работы №3, правила обработки - из SLA работы №4, логика действий согласована с моделями работы №5. Концептуальная схема и UML Use Case связывают архитектуру с пользовательскими сценариями.</w:t>
       </w:r>
     </w:p>
     <w:p>
@@ -9547,7 +9547,7 @@
           <w:b w:val="0"/>
           <w:sz w:val="28"/>
         </w:rPr>
-        <w:t>1. Управление информационно-технологическими услугами. Практическая работа №6: ITSM-система автоматизации бизнес-процессов организации : методические указания. — Учебный материал, предоставленный к заданию. — Текст : электронный.</w:t>
+        <w:t>1. Управление информационно-технологическими услугами. Практическая работа №6: ITSM-система автоматизации бизнес-процессов организации: методические указания. - Учебный материал, предоставленный к заданию. - Текст: электронный.</w:t>
       </w:r>
     </w:p>
     <w:p>
@@ -9559,7 +9559,7 @@
           <w:b w:val="0"/>
           <w:sz w:val="28"/>
         </w:rPr>
-        <w:t>2. Тарасов, А. М. Предприятие как субъект оказания ИТ-услуг : отчёт по практической работе №1 / А. М. Тарасов, Д. М. Дементиевский, Б. М. Тыцкий. — Москва : РТУ МИРЭА, 2026. — 6 с. — Текст : электронный.</w:t>
+        <w:t>2. Тарасов, А. М. Предприятие как субъект оказания ИТ-услуг: отчёт по практической работе №1 / А. М. Тарасов, Д. М. Дементиевский, Б. М. Тыцкий. - Москва: РТУ МИРЭА, 2026. - 6 с. - Текст: электронный.</w:t>
       </w:r>
     </w:p>
     <w:p>
@@ -9571,7 +9571,7 @@
           <w:b w:val="0"/>
           <w:sz w:val="28"/>
         </w:rPr>
-        <w:t>3. Тарасов, А. М. Методологическая основа построения управляемых ИС : отчёт по практической работе №2 / А. М. Тарасов, Д. М. Дементиевский, Б. М. Тыцкий. — Москва : РТУ МИРЭА, 2026. — 4 с. — Текст : электронный.</w:t>
+        <w:t>3. Тарасов, А. М. Методологическая основа построения управляемых ИС: отчёт по практической работе №2 / А. М. Тарасов, Д. М. Дементиевский, Б. М. Тыцкий. - Москва: РТУ МИРЭА, 2026. - 4 с. - Текст: электронный.</w:t>
       </w:r>
     </w:p>
     <w:p>
@@ -9583,7 +9583,7 @@
           <w:b w:val="0"/>
           <w:sz w:val="28"/>
         </w:rPr>
-        <w:t>4. Тарасов, А. М. Методология обеспечения ценности ИТ-услуг : отчёт по практической работе №3 / А. М. Тарасов, Д. М. Дементиевский, Б. М. Тыцкий. — Москва : РТУ МИРЭА, 2026. — 9 с. — Текст : электронный.</w:t>
+        <w:t>4. Тарасов, А. М. Методология обеспечения ценности ИТ-услуг: отчёт по практической работе №3 / А. М. Тарасов, Д. М. Дементиевский, Б. М. Тыцкий. - Москва: РТУ МИРЭА, 2026. - 9 с. - Текст: электронный.</w:t>
       </w:r>
     </w:p>
     <w:p>
@@ -9595,7 +9595,7 @@
           <w:b w:val="0"/>
           <w:sz w:val="28"/>
         </w:rPr>
-        <w:t>5. Тарасов, А. М. Соглашение об уровне обслуживания : отчёт по практической работе №4 / А. М. Тарасов, Д. М. Дементиевский, Б. М. Тыцкий. — Москва : РТУ МИРЭА, 2026. — Текст : электронный.</w:t>
+        <w:t>5. Тарасов, А. М. Соглашение об уровне обслуживания: отчёт по практической работе №4 / А. М. Тарасов, Д. М. Дементиевский, Б. М. Тыцкий. - Москва: РТУ МИРЭА, 2026. - Текст: электронный.</w:t>
       </w:r>
     </w:p>
     <w:p>
@@ -9607,7 +9607,7 @@
           <w:b w:val="0"/>
           <w:sz w:val="28"/>
         </w:rPr>
-        <w:t>6. Тарасов, А. М. Методология функционального моделирования IDEF0 : отчёт по практической работе №5 / А. М. Тарасов, Д. М. Дементиевский, Б. М. Тыцкий. — Москва : РТУ МИРЭА, 2026. — Текст : электронный.</w:t>
+        <w:t>6. Тарасов, А. М. Методология функционального моделирования IDEF0: отчёт по практической работе №5 / А. М. Тарасов, Д. М. Дементиевский, Б. М. Тыцкий. - Москва: РТУ МИРЭА, 2026. - Текст: электронный.</w:t>
       </w:r>
     </w:p>
     <w:p>
@@ -9619,7 +9619,7 @@
           <w:b w:val="0"/>
           <w:sz w:val="28"/>
         </w:rPr>
-        <w:t>7. Краткие рекомендации по ГОСТ 7.32–2017. Отчёт о научно-исследовательской работе. Структура и правила оформления. — Учебный материал, предоставленный к заданию. — 19 с. — Текст : электронный.</w:t>
+        <w:t>7. Краткие рекомендации по ГОСТ 7.32-2017. Отчёт о научно-исследовательской работе. Структура и правила оформления. - Учебный материал, предоставленный к заданию. - 19 с. - Текст: электронный.</w:t>
       </w:r>
     </w:p>
     <w:p>
@@ -9631,7 +9631,7 @@
           <w:b w:val="0"/>
           <w:sz w:val="28"/>
         </w:rPr>
-        <w:t>8. PHP: PHP Data Objects — Manual. — URL: https://www.php.net/manual/en/book.pdo.php (дата обращения: 22.10.2026). — Текст : электронный.</w:t>
+        <w:t>8. PHP: PHP Data Objects - Manual. - URL: https://www.php.net/manual/en/book.pdo.php (дата обращения: 22.10.2026). - Текст: электронный.</w:t>
       </w:r>
     </w:p>
     <w:p>
@@ -9643,7 +9643,7 @@
           <w:b w:val="0"/>
           <w:sz w:val="28"/>
         </w:rPr>
-        <w:t>9. MariaDB Server Documentation. — URL: https://mariadb.com/docs/server (дата обращения: 22.10.2026). — Текст : электронный.</w:t>
+        <w:t>9. MariaDB Server Documentation. - URL: https://mariadb.com/docs/server (дата обращения: 22.10.2026). - Текст: электронный.</w:t>
       </w:r>
     </w:p>
     <w:sectPr>

--- a/reports/УИТУ_Практическая_6_ТехноСервис.docx
+++ b/reports/УИТУ_Практическая_6_ТехноСервис.docx
@@ -5,6 +5,7 @@
     <w:p>
       <w:pPr>
         <w:keepNext w:val="0"/>
+        <w:spacing w:line="240" w:lineRule="auto"/>
         <w:ind w:firstLine="0"/>
         <w:jc w:val="center"/>
       </w:pPr>
@@ -13,7 +14,40 @@
           <w:b w:val="0"/>
           <w:sz w:val="28"/>
         </w:rPr>
-        <w:t>МИНОБРНАУКИ РОССИИ</w:t>
+      </w:r>
+      <w:r>
+        <w:drawing>
+          <wp:inline xmlns:a="http://schemas.openxmlformats.org/drawingml/2006/main" xmlns:pic="http://schemas.openxmlformats.org/drawingml/2006/picture">
+            <wp:extent cx="864000" cy="864000"/>
+            <wp:docPr id="1" name="Picture 1" descr="Эмблема РТУ МИРЭА"/>
+            <wp:cNvGraphicFramePr>
+              <a:graphicFrameLocks noChangeAspect="1"/>
+            </wp:cNvGraphicFramePr>
+            <a:graphic>
+              <a:graphicData uri="http://schemas.openxmlformats.org/drawingml/2006/picture">
+                <pic:pic>
+                  <pic:nvPicPr>
+                    <pic:cNvPr id="0" name="mirea-emblem.png"/>
+                    <pic:cNvPicPr/>
+                  </pic:nvPicPr>
+                  <pic:blipFill>
+                    <a:blip r:embed="rId10"/>
+                    <a:stretch>
+                      <a:fillRect/>
+                    </a:stretch>
+                  </pic:blipFill>
+                  <pic:spPr>
+                    <a:xfrm>
+                      <a:off x="0" y="0"/>
+                      <a:ext cx="864000" cy="864000"/>
+                    </a:xfrm>
+                    <a:prstGeom prst="rect"/>
+                  </pic:spPr>
+                </pic:pic>
+              </a:graphicData>
+            </a:graphic>
+          </wp:inline>
+        </w:drawing>
       </w:r>
     </w:p>
     <w:p>
@@ -27,7 +61,7 @@
           <w:b w:val="0"/>
           <w:sz w:val="28"/>
         </w:rPr>
-        <w:t>Федеральное государственное бюджетное образовательное</w:t>
+        <w:t>МИНИСТЕРСТВО НАУКИ И ВЫСШЕГО ОБРАЗОВАНИЯ РОССИЙСКОЙ ФЕДЕРАЦИИ</w:t>
       </w:r>
     </w:p>
     <w:p>
@@ -41,76 +75,7 @@
           <w:b w:val="0"/>
           <w:sz w:val="28"/>
         </w:rPr>
-        <w:t>учреждение высшего образования</w:t>
-      </w:r>
-    </w:p>
-    <w:p>
-      <w:pPr>
-        <w:keepNext w:val="0"/>
-        <w:ind w:firstLine="0"/>
-        <w:jc w:val="center"/>
-      </w:pPr>
-      <w:r>
-        <w:rPr>
-          <w:b w:val="0"/>
-          <w:sz w:val="28"/>
-        </w:rPr>
-        <w:t>«МИРЭА - Российский технологический университет»</w:t>
-      </w:r>
-    </w:p>
-    <w:p>
-      <w:pPr>
-        <w:keepNext w:val="0"/>
-        <w:ind w:firstLine="0"/>
-        <w:jc w:val="center"/>
-      </w:pPr>
-      <w:r>
-        <w:rPr>
-          <w:b w:val="0"/>
-          <w:sz w:val="28"/>
-        </w:rPr>
-        <w:t>РТУ МИРЭА</w:t>
-      </w:r>
-    </w:p>
-    <w:p>
-      <w:pPr>
-        <w:keepNext w:val="0"/>
-        <w:ind w:firstLine="0"/>
-        <w:jc w:val="center"/>
-      </w:pPr>
-      <w:r>
-        <w:rPr>
-          <w:b w:val="0"/>
-          <w:sz w:val="28"/>
-        </w:rPr>
-        <w:t>Институт информационных технологий</w:t>
-      </w:r>
-    </w:p>
-    <w:p>
-      <w:pPr>
-        <w:keepNext w:val="0"/>
-        <w:ind w:firstLine="0"/>
-        <w:jc w:val="center"/>
-      </w:pPr>
-      <w:r>
-        <w:rPr>
-          <w:b w:val="0"/>
-          <w:sz w:val="28"/>
-        </w:rPr>
-        <w:t>Кафедра корпоративных информационных систем</w:t>
-      </w:r>
-    </w:p>
-    <w:p>
-      <w:pPr>
-        <w:keepNext w:val="0"/>
-        <w:ind w:firstLine="0"/>
-        <w:jc w:val="center"/>
-      </w:pPr>
-      <w:r>
-        <w:rPr>
-          <w:b w:val="0"/>
-          <w:sz w:val="28"/>
-        </w:rPr>
+        <w:t>Федеральное государственное бюджетное образовательное учреждение высшего образования</w:t>
       </w:r>
     </w:p>
     <w:p>
@@ -124,7 +89,7 @@
           <w:b/>
           <w:sz w:val="28"/>
         </w:rPr>
-        <w:t>ОТЧЁТ ПО ПРАКТИЧЕСКОЙ РАБОТЕ № 6</w:t>
+        <w:t>«МИРЭА - Российский технологический университет»</w:t>
       </w:r>
     </w:p>
     <w:p>
@@ -132,122 +97,16 @@
         <w:keepNext w:val="0"/>
         <w:ind w:firstLine="0"/>
         <w:jc w:val="center"/>
+        <w:pBdr>
+          <w:bottom w:val="double" w:sz="6" w:space="8" w:color="000000"/>
+        </w:pBdr>
       </w:pPr>
       <w:r>
         <w:rPr>
-          <w:b w:val="0"/>
+          <w:b/>
           <w:sz w:val="28"/>
         </w:rPr>
-        <w:t>по дисциплине</w:t>
-      </w:r>
-    </w:p>
-    <w:p>
-      <w:pPr>
-        <w:keepNext w:val="0"/>
-        <w:ind w:firstLine="0"/>
-        <w:jc w:val="center"/>
-      </w:pPr>
-      <w:r>
-        <w:rPr>
-          <w:b w:val="0"/>
-          <w:sz w:val="28"/>
-        </w:rPr>
-        <w:t>«Управление информационно-технологическими услугами»</w:t>
-      </w:r>
-    </w:p>
-    <w:p>
-      <w:pPr>
-        <w:keepNext w:val="0"/>
-        <w:ind w:firstLine="0"/>
-        <w:jc w:val="center"/>
-      </w:pPr>
-      <w:r>
-        <w:rPr>
-          <w:b w:val="0"/>
-          <w:sz w:val="28"/>
-        </w:rPr>
-        <w:t>Тема: «ITSM-система автоматизации бизнес-процессов организации»</w:t>
-      </w:r>
-    </w:p>
-    <w:p>
-      <w:pPr>
-        <w:keepNext w:val="0"/>
-      </w:pPr>
-      <w:r>
-        <w:rPr>
-          <w:b w:val="0"/>
-          <w:sz w:val="28"/>
-        </w:rPr>
-      </w:r>
-    </w:p>
-    <w:p>
-      <w:pPr>
-        <w:keepNext w:val="0"/>
-        <w:ind w:firstLine="0"/>
-        <w:jc w:val="right"/>
-      </w:pPr>
-      <w:r>
-        <w:rPr>
-          <w:b w:val="0"/>
-          <w:sz w:val="28"/>
-        </w:rPr>
-        <w:t>Выполнили: студенты группы ИКБО-74-23</w:t>
-      </w:r>
-    </w:p>
-    <w:p>
-      <w:pPr>
-        <w:keepNext w:val="0"/>
-        <w:ind w:firstLine="0"/>
-        <w:jc w:val="right"/>
-      </w:pPr>
-      <w:r>
-        <w:rPr>
-          <w:b w:val="0"/>
-          <w:sz w:val="28"/>
-        </w:rPr>
-        <w:t>Тарасов Арсений Максимович</w:t>
-      </w:r>
-    </w:p>
-    <w:p>
-      <w:pPr>
-        <w:keepNext w:val="0"/>
-        <w:ind w:firstLine="0"/>
-        <w:jc w:val="right"/>
-      </w:pPr>
-      <w:r>
-        <w:rPr>
-          <w:b w:val="0"/>
-          <w:sz w:val="28"/>
-        </w:rPr>
-        <w:t>Дементиевский Дмитрий Максимович</w:t>
-      </w:r>
-    </w:p>
-    <w:p>
-      <w:pPr>
-        <w:keepNext w:val="0"/>
-        <w:ind w:firstLine="0"/>
-        <w:jc w:val="right"/>
-      </w:pPr>
-      <w:r>
-        <w:rPr>
-          <w:b w:val="0"/>
-          <w:sz w:val="28"/>
-        </w:rPr>
-        <w:t>Тыцкий Богдан Максимович</w:t>
-      </w:r>
-    </w:p>
-    <w:p>
-      <w:pPr>
-        <w:keepNext w:val="0"/>
-        <w:ind w:firstLine="0"/>
-        <w:jc w:val="right"/>
-      </w:pPr>
-      <w:r>
-        <w:rPr>
-          <w:b w:val="0"/>
-          <w:sz w:val="28"/>
-        </w:rPr>
-        <w:t>Проверил: ассистент Демидов Н.А.</w:t>
+        <w:t>РТУ МИРЭА</w:t>
       </w:r>
     </w:p>
     <w:p>
@@ -272,27 +131,63 @@
           <w:b w:val="0"/>
           <w:sz w:val="28"/>
         </w:rPr>
-        <w:t>Москва, 2026</w:t>
+        <w:t>Институт информационных технологий (ИТ)</w:t>
       </w:r>
     </w:p>
     <w:p>
       <w:pPr>
-        <w:pStyle w:val="Heading1"/>
-        <w:spacing w:after="280"/>
+        <w:keepNext w:val="0"/>
+        <w:ind w:firstLine="0"/>
         <w:jc w:val="center"/>
       </w:pPr>
-      <w:bookmarkStart w:id="101" w:name="_TocUITU1"/>
       <w:r>
-        <w:t>РЕФЕРАТ</w:t>
+        <w:rPr>
+          <w:b w:val="0"/>
+          <w:sz w:val="28"/>
+        </w:rPr>
+        <w:t>Кафедра корпоративных информационных систем (КИС)</w:t>
       </w:r>
-      <w:bookmarkEnd w:id="101"/>
     </w:p>
     <w:p>
       <w:pPr>
         <w:keepNext w:val="0"/>
+        <w:ind w:firstLine="0"/>
+        <w:jc w:val="center"/>
       </w:pPr>
       <w:r>
-        <w:t>Объём отчёта: 26 с., 11 рис., 8 табл., 9 источников.</w:t>
+        <w:rPr>
+          <w:b/>
+          <w:sz w:val="28"/>
+        </w:rPr>
+        <w:t>ОТЧЕТ ПО ПРАКТИЧЕСКОЙ РАБОТЕ №6</w:t>
+      </w:r>
+    </w:p>
+    <w:p>
+      <w:pPr>
+        <w:keepNext w:val="0"/>
+        <w:ind w:firstLine="0"/>
+        <w:jc w:val="center"/>
+      </w:pPr>
+      <w:r>
+        <w:rPr>
+          <w:b/>
+          <w:sz w:val="28"/>
+        </w:rPr>
+        <w:t>по дисциплине</w:t>
+      </w:r>
+    </w:p>
+    <w:p>
+      <w:pPr>
+        <w:keepNext w:val="0"/>
+        <w:ind w:firstLine="0"/>
+        <w:jc w:val="center"/>
+      </w:pPr>
+      <w:r>
+        <w:rPr>
+          <w:b/>
+          <w:sz w:val="28"/>
+        </w:rPr>
+        <w:t>«Управление информационно-технологическими услугами»</w:t>
       </w:r>
     </w:p>
     <w:p>
@@ -304,25 +199,132 @@
           <w:b w:val="0"/>
           <w:sz w:val="28"/>
         </w:rPr>
-        <w:t>ITSM, SERVICE DESK, КАТАЛОГ УСЛУГ, ИНЦИДЕНТ, PHP, MARIADB, APACHE, UML, ТЕСТИРОВАНИЕ, ТЕХНОСЕРВИС</w:t>
       </w:r>
     </w:p>
+    <w:tbl>
+      <w:tblPr>
+        <w:tblW w:type="auto" w:w="0"/>
+        <w:jc w:val="center"/>
+        <w:tblLayout w:type="fixed"/>
+        <w:tblLook w:firstColumn="1" w:firstRow="1" w:lastColumn="0" w:lastRow="0" w:noHBand="0" w:noVBand="1" w:val="04A0"/>
+      </w:tblPr>
+      <w:tblGrid>
+        <w:gridCol w:w="3572"/>
+        <w:gridCol w:w="5783"/>
+      </w:tblGrid>
+      <w:tr>
+        <w:trPr>
+          <w:cantSplit/>
+        </w:trPr>
+        <w:tc>
+          <w:tcPr>
+            <w:tcW w:type="dxa" w:w="3572"/>
+          </w:tcPr>
+          <w:p>
+            <w:pPr>
+              <w:spacing w:line="288" w:lineRule="auto" w:before="0" w:after="0"/>
+              <w:ind w:firstLine="0"/>
+              <w:jc w:val="center"/>
+            </w:pPr>
+            <w:r>
+              <w:rPr>
+                <w:rFonts w:ascii="Times New Roman" w:hAnsi="Times New Roman"/>
+                <w:sz w:val="28"/>
+              </w:rPr>
+              <w:t>Выполнили студенты</w:t>
+              <w:br/>
+              <w:t>группы ИКБО-74-23</w:t>
+            </w:r>
+          </w:p>
+        </w:tc>
+        <w:tc>
+          <w:tcPr>
+            <w:tcW w:type="dxa" w:w="5783"/>
+          </w:tcPr>
+          <w:p>
+            <w:pPr>
+              <w:spacing w:line="288" w:lineRule="auto" w:before="0" w:after="0"/>
+              <w:ind w:firstLine="0"/>
+              <w:jc w:val="center"/>
+            </w:pPr>
+            <w:r>
+              <w:rPr>
+                <w:rFonts w:ascii="Times New Roman" w:hAnsi="Times New Roman"/>
+                <w:sz w:val="28"/>
+              </w:rPr>
+              <w:t>Тарасов Арсений Максимович</w:t>
+              <w:br/>
+              <w:t>Дементиевский Дмитрий Максимович</w:t>
+              <w:br/>
+              <w:t>Тыцкий Богдан Максимович</w:t>
+            </w:r>
+          </w:p>
+        </w:tc>
+      </w:tr>
+      <w:tr>
+        <w:trPr>
+          <w:cantSplit/>
+        </w:trPr>
+        <w:tc>
+          <w:tcPr>
+            <w:tcW w:type="dxa" w:w="3572"/>
+          </w:tcPr>
+          <w:p>
+            <w:pPr>
+              <w:spacing w:line="288" w:lineRule="auto" w:before="300" w:after="0"/>
+              <w:ind w:firstLine="0"/>
+              <w:jc w:val="center"/>
+            </w:pPr>
+            <w:r>
+              <w:rPr>
+                <w:rFonts w:ascii="Times New Roman" w:hAnsi="Times New Roman"/>
+                <w:sz w:val="28"/>
+              </w:rPr>
+              <w:t>Принял преподаватель</w:t>
+            </w:r>
+          </w:p>
+        </w:tc>
+        <w:tc>
+          <w:tcPr>
+            <w:tcW w:type="dxa" w:w="5783"/>
+          </w:tcPr>
+          <w:p>
+            <w:pPr>
+              <w:spacing w:line="288" w:lineRule="auto" w:before="300" w:after="0"/>
+              <w:ind w:firstLine="0"/>
+              <w:jc w:val="center"/>
+            </w:pPr>
+            <w:r>
+              <w:rPr>
+                <w:rFonts w:ascii="Times New Roman" w:hAnsi="Times New Roman"/>
+                <w:sz w:val="28"/>
+              </w:rPr>
+              <w:t>ассистент Демидов Н.А.</w:t>
+            </w:r>
+          </w:p>
+        </w:tc>
+      </w:tr>
+    </w:tbl>
     <w:p>
       <w:pPr>
         <w:keepNext w:val="0"/>
+        <w:spacing w:before="680"/>
+        <w:ind w:firstLine="0"/>
+        <w:jc w:val="center"/>
       </w:pPr>
       <w:r>
         <w:rPr>
           <w:b w:val="0"/>
           <w:sz w:val="28"/>
         </w:rPr>
-        <w:t>Объект разработки - управление ИТ-услугами ООО «ТехноСервис». Цель - реализовать клиент-серверную ITSM-систему с сообщениями, каталогом и Service Desk. Применены структурное моделирование, UML Use Case, ролевое разграничение доступа и автоматизированное тестирование. Реализовано веб-приложение Apache/PHP/MariaDB, сохранены исходные шесть услуг и их ресурсные зависимости. Выполнены 10 модульных, 20 проверок модулей через API и 13 браузерных проверок; все завершились успешно. Отчёт содержит реальные снимки интерфейса, сценарии и результаты текущего запуска. Система пригодна для учебной демонстрации. Промышленное развёртывание, интеграции с мониторингом и расчёт финансовых компенсаций не выполнялись.</w:t>
+        <w:t>Москва 2026</w:t>
       </w:r>
     </w:p>
     <w:p>
       <w:pPr>
         <w:pStyle w:val="TOCHeading"/>
         <w:spacing w:after="280"/>
+        <w:ind w:firstLine="0"/>
         <w:jc w:val="center"/>
         <w:pageBreakBefore/>
       </w:pPr>
@@ -335,6 +337,7 @@
         <w:tag w:val="UITU_TOC"/>
         <w:docPartObj>
           <w:docPartGallery w:val="Table of Contents"/>
+          <w:docPartUnique/>
         </w:docPartObj>
       </w:sdtPr>
       <w:sdtContent>
@@ -346,22 +349,22 @@
             <w:fldChar w:fldCharType="begin"/>
           </w:r>
           <w:r>
-            <w:instrText xml:space="preserve"> TOC \o "1-2" \h \z \u </w:instrText>
+            <w:instrText xml:space="preserve"> TOC \o "1-3" \h \z \u </w:instrText>
           </w:r>
           <w:r>
             <w:fldChar w:fldCharType="separate"/>
           </w:r>
           <w:hyperlink w:anchor="_TocUITU1">
             <w:r>
-              <w:t>РЕФЕРАТ</w:t>
+              <w:t>ЦЕЛЬ ПРАКТИЧЕСКОЙ РАБОТЫ</w:t>
+            </w:r>
+            <w:r>
+              <w:tab/>
+            </w:r>
+            <w:r>
+              <w:t>3</w:t>
             </w:r>
           </w:hyperlink>
-          <w:r>
-            <w:tab/>
-          </w:r>
-          <w:r>
-            <w:t>2</w:t>
-          </w:r>
         </w:p>
         <w:p>
           <w:pPr>
@@ -369,31 +372,31 @@
           </w:pPr>
           <w:hyperlink w:anchor="_TocUITU2">
             <w:r>
-              <w:t>ВВЕДЕНИЕ</w:t>
+              <w:t>ВЫПОЛНЕНИЕ РАБОТЫ</w:t>
+            </w:r>
+            <w:r>
+              <w:tab/>
+            </w:r>
+            <w:r>
+              <w:t>4</w:t>
             </w:r>
           </w:hyperlink>
-          <w:r>
-            <w:tab/>
-          </w:r>
-          <w:r>
-            <w:t>4</w:t>
-          </w:r>
         </w:p>
         <w:p>
           <w:pPr>
-            <w:pStyle w:val="TOC1"/>
+            <w:pStyle w:val="TOC2"/>
           </w:pPr>
           <w:hyperlink w:anchor="_TocUITU3">
             <w:r>
-              <w:t>1 ВЫПОЛНЕНИЕ РАБОТЫ</w:t>
+              <w:t>1. Концептуальная модель ITSM-системы</w:t>
+            </w:r>
+            <w:r>
+              <w:tab/>
+            </w:r>
+            <w:r>
+              <w:t>4</w:t>
             </w:r>
           </w:hyperlink>
-          <w:r>
-            <w:tab/>
-          </w:r>
-          <w:r>
-            <w:t>5</w:t>
-          </w:r>
         </w:p>
         <w:p>
           <w:pPr>
@@ -401,79 +404,79 @@
           </w:pPr>
           <w:hyperlink w:anchor="_TocUITU4">
             <w:r>
-              <w:t>1.1 Концептуальная модель системы</w:t>
+              <w:t>2. Разработка клиент-серверных модулей</w:t>
+            </w:r>
+            <w:r>
+              <w:tab/>
+            </w:r>
+            <w:r>
+              <w:t>6</w:t>
             </w:r>
           </w:hyperlink>
-          <w:r>
-            <w:tab/>
-          </w:r>
-          <w:r>
-            <w:t>5</w:t>
-          </w:r>
         </w:p>
         <w:p>
           <w:pPr>
-            <w:pStyle w:val="TOC2"/>
+            <w:pStyle w:val="TOC3"/>
           </w:pPr>
           <w:hyperlink w:anchor="_TocUITU5">
             <w:r>
-              <w:t>1.2 Структура данных и связи</w:t>
+              <w:t>2.1 Аутентификация и роли</w:t>
+            </w:r>
+            <w:r>
+              <w:tab/>
+            </w:r>
+            <w:r>
+              <w:t>6</w:t>
             </w:r>
           </w:hyperlink>
-          <w:r>
-            <w:tab/>
-          </w:r>
-          <w:r>
-            <w:t>6</w:t>
-          </w:r>
         </w:p>
         <w:p>
           <w:pPr>
-            <w:pStyle w:val="TOC2"/>
+            <w:pStyle w:val="TOC3"/>
           </w:pPr>
           <w:hyperlink w:anchor="_TocUITU6">
             <w:r>
-              <w:t>1.3 Аутентификация и роли</w:t>
+              <w:t>2.2 Модуль сообщений</w:t>
+            </w:r>
+            <w:r>
+              <w:tab/>
+            </w:r>
+            <w:r>
+              <w:t>7</w:t>
             </w:r>
           </w:hyperlink>
-          <w:r>
-            <w:tab/>
-          </w:r>
-          <w:r>
-            <w:t>7</w:t>
-          </w:r>
         </w:p>
         <w:p>
           <w:pPr>
-            <w:pStyle w:val="TOC2"/>
+            <w:pStyle w:val="TOC3"/>
           </w:pPr>
           <w:hyperlink w:anchor="_TocUITU7">
             <w:r>
-              <w:t>1.4 Регистрация и назначение прав</w:t>
+              <w:t>2.3 Модуль каталога услуг</w:t>
+            </w:r>
+            <w:r>
+              <w:tab/>
+            </w:r>
+            <w:r>
+              <w:t>8</w:t>
             </w:r>
           </w:hyperlink>
-          <w:r>
-            <w:tab/>
-          </w:r>
-          <w:r>
-            <w:t>8</w:t>
-          </w:r>
         </w:p>
         <w:p>
           <w:pPr>
-            <w:pStyle w:val="TOC2"/>
+            <w:pStyle w:val="TOC3"/>
           </w:pPr>
           <w:hyperlink w:anchor="_TocUITU8">
             <w:r>
-              <w:t>1.5 Модуль каталога услуг</w:t>
+              <w:t>2.4 Модуль Service Desk</w:t>
+            </w:r>
+            <w:r>
+              <w:tab/>
+            </w:r>
+            <w:r>
+              <w:t>10</w:t>
             </w:r>
           </w:hyperlink>
-          <w:r>
-            <w:tab/>
-          </w:r>
-          <w:r>
-            <w:t>9</w:t>
-          </w:r>
         </w:p>
         <w:p>
           <w:pPr>
@@ -481,15 +484,15 @@
           </w:pPr>
           <w:hyperlink w:anchor="_TocUITU9">
             <w:r>
-              <w:t>1.6 Изменение каталога и зависимостей</w:t>
+              <w:t>3. Сценарии использования системы</w:t>
+            </w:r>
+            <w:r>
+              <w:tab/>
+            </w:r>
+            <w:r>
+              <w:t>12</w:t>
             </w:r>
           </w:hyperlink>
-          <w:r>
-            <w:tab/>
-          </w:r>
-          <w:r>
-            <w:t>10</w:t>
-          </w:r>
         </w:p>
         <w:p>
           <w:pPr>
@@ -497,255 +500,127 @@
           </w:pPr>
           <w:hyperlink w:anchor="_TocUITU10">
             <w:r>
-              <w:t>1.7 Модуль сообщений</w:t>
+              <w:t>4. Результаты тестирования</w:t>
+            </w:r>
+            <w:r>
+              <w:tab/>
+            </w:r>
+            <w:r>
+              <w:t>13</w:t>
             </w:r>
           </w:hyperlink>
-          <w:r>
-            <w:tab/>
-          </w:r>
-          <w:r>
-            <w:t>11</w:t>
-          </w:r>
         </w:p>
         <w:p>
           <w:pPr>
-            <w:pStyle w:val="TOC2"/>
+            <w:pStyle w:val="TOC3"/>
           </w:pPr>
           <w:hyperlink w:anchor="_TocUITU11">
             <w:r>
-              <w:t>1.8 Создание инцидента сотрудником</w:t>
+              <w:t>4.1 Модульные тесты правил и времени</w:t>
+            </w:r>
+            <w:r>
+              <w:tab/>
+            </w:r>
+            <w:r>
+              <w:t>14</w:t>
             </w:r>
           </w:hyperlink>
-          <w:r>
-            <w:tab/>
-          </w:r>
-          <w:r>
-            <w:t>12</w:t>
-          </w:r>
         </w:p>
         <w:p>
           <w:pPr>
-            <w:pStyle w:val="TOC2"/>
+            <w:pStyle w:val="TOC3"/>
           </w:pPr>
           <w:hyperlink w:anchor="_TocUITU12">
             <w:r>
-              <w:t>1.9 Очередь технической поддержки</w:t>
+              <w:t>4.2 Проверки модуля каталога</w:t>
+            </w:r>
+            <w:r>
+              <w:tab/>
+            </w:r>
+            <w:r>
+              <w:t>14</w:t>
             </w:r>
           </w:hyperlink>
-          <w:r>
-            <w:tab/>
-          </w:r>
-          <w:r>
-            <w:t>13</w:t>
-          </w:r>
         </w:p>
         <w:p>
           <w:pPr>
-            <w:pStyle w:val="TOC2"/>
+            <w:pStyle w:val="TOC3"/>
           </w:pPr>
           <w:hyperlink w:anchor="_TocUITU13">
             <w:r>
-              <w:t>1.10 Карточка и решение инцидента</w:t>
+              <w:t>4.3 Проверки модуля сообщений</w:t>
+            </w:r>
+            <w:r>
+              <w:tab/>
+            </w:r>
+            <w:r>
+              <w:t>15</w:t>
             </w:r>
           </w:hyperlink>
-          <w:r>
-            <w:tab/>
-          </w:r>
-          <w:r>
-            <w:t>14</w:t>
-          </w:r>
         </w:p>
         <w:p>
           <w:pPr>
-            <w:pStyle w:val="TOC2"/>
+            <w:pStyle w:val="TOC3"/>
           </w:pPr>
           <w:hyperlink w:anchor="_TocUITU14">
             <w:r>
-              <w:t>1.11 Приёмка и завершение обращения</w:t>
+              <w:t>4.4 Проверки модуля Service Desk</w:t>
+            </w:r>
+            <w:r>
+              <w:tab/>
+            </w:r>
+            <w:r>
+              <w:t>16</w:t>
             </w:r>
           </w:hyperlink>
-          <w:r>
-            <w:tab/>
-          </w:r>
-          <w:r>
-            <w:t>15</w:t>
-          </w:r>
         </w:p>
         <w:p>
           <w:pPr>
-            <w:pStyle w:val="TOC2"/>
+            <w:pStyle w:val="TOC3"/>
           </w:pPr>
           <w:hyperlink w:anchor="_TocUITU15">
             <w:r>
-              <w:t>1.12 UML Use Case и основание сценариев</w:t>
+              <w:t>4.5 Проверки аутентификации и доступа</w:t>
+            </w:r>
+            <w:r>
+              <w:tab/>
+            </w:r>
+            <w:r>
+              <w:t>16</w:t>
             </w:r>
           </w:hyperlink>
-          <w:r>
-            <w:tab/>
-          </w:r>
-          <w:r>
-            <w:t>16</w:t>
-          </w:r>
         </w:p>
         <w:p>
           <w:pPr>
-            <w:pStyle w:val="TOC2"/>
+            <w:pStyle w:val="TOC3"/>
           </w:pPr>
           <w:hyperlink w:anchor="_TocUITU16">
             <w:r>
-              <w:t>1.13 План тестирования и условия запуска</w:t>
+              <w:t>4.6 Браузерная проверка</w:t>
+            </w:r>
+            <w:r>
+              <w:tab/>
+            </w:r>
+            <w:r>
+              <w:t>17</w:t>
             </w:r>
           </w:hyperlink>
-          <w:r>
-            <w:tab/>
-          </w:r>
-          <w:r>
-            <w:t>17</w:t>
-          </w:r>
-        </w:p>
-        <w:p>
-          <w:pPr>
-            <w:pStyle w:val="TOC2"/>
-          </w:pPr>
-          <w:hyperlink w:anchor="_TocUITU17">
-            <w:r>
-              <w:t>1.14 Модульные тесты правил и времени</w:t>
-            </w:r>
-          </w:hyperlink>
-          <w:r>
-            <w:tab/>
-          </w:r>
-          <w:r>
-            <w:t>18</w:t>
-          </w:r>
-        </w:p>
-        <w:p>
-          <w:pPr>
-            <w:pStyle w:val="TOC2"/>
-          </w:pPr>
-          <w:hyperlink w:anchor="_TocUITU18">
-            <w:r>
-              <w:t>1.15 Проверки модуля каталога</w:t>
-            </w:r>
-          </w:hyperlink>
-          <w:r>
-            <w:tab/>
-          </w:r>
-          <w:r>
-            <w:t>19</w:t>
-          </w:r>
-        </w:p>
-        <w:p>
-          <w:pPr>
-            <w:pStyle w:val="TOC2"/>
-          </w:pPr>
-          <w:hyperlink w:anchor="_TocUITU19">
-            <w:r>
-              <w:t>1.16 Проверки модуля сообщений</w:t>
-            </w:r>
-          </w:hyperlink>
-          <w:r>
-            <w:tab/>
-          </w:r>
-          <w:r>
-            <w:t>20</w:t>
-          </w:r>
-        </w:p>
-        <w:p>
-          <w:pPr>
-            <w:pStyle w:val="TOC2"/>
-          </w:pPr>
-          <w:hyperlink w:anchor="_TocUITU20">
-            <w:r>
-              <w:t>1.17 Проверки модуля Service Desk</w:t>
-            </w:r>
-          </w:hyperlink>
-          <w:r>
-            <w:tab/>
-          </w:r>
-          <w:r>
-            <w:t>21</w:t>
-          </w:r>
-        </w:p>
-        <w:p>
-          <w:pPr>
-            <w:pStyle w:val="TOC2"/>
-          </w:pPr>
-          <w:hyperlink w:anchor="_TocUITU21">
-            <w:r>
-              <w:t>1.18 Проверки аутентификации и доступа</w:t>
-            </w:r>
-          </w:hyperlink>
-          <w:r>
-            <w:tab/>
-          </w:r>
-          <w:r>
-            <w:t>22</w:t>
-          </w:r>
-        </w:p>
-        <w:p>
-          <w:pPr>
-            <w:pStyle w:val="TOC2"/>
-          </w:pPr>
-          <w:hyperlink w:anchor="_TocUITU22">
-            <w:r>
-              <w:t>1.19 Браузерная проверка и доказательства</w:t>
-            </w:r>
-          </w:hyperlink>
-          <w:r>
-            <w:tab/>
-          </w:r>
-          <w:r>
-            <w:t>23</w:t>
-          </w:r>
-        </w:p>
-        <w:p>
-          <w:pPr>
-            <w:pStyle w:val="TOC2"/>
-          </w:pPr>
-          <w:hyperlink w:anchor="_TocUITU23">
-            <w:r>
-              <w:t>1.20 Воспроизведение и границы реализации</w:t>
-            </w:r>
-          </w:hyperlink>
-          <w:r>
-            <w:tab/>
-          </w:r>
-          <w:r>
-            <w:t>24</w:t>
-          </w:r>
         </w:p>
         <w:p>
           <w:pPr>
             <w:pStyle w:val="TOC1"/>
           </w:pPr>
-          <w:hyperlink w:anchor="_TocUITU24">
-            <w:r>
-              <w:t>ЗАКЛЮЧЕНИЕ</w:t>
+          <w:hyperlink w:anchor="_TocUITU17">
+            <w:r>
+              <w:t>Вывод по работе</w:t>
+            </w:r>
+            <w:r>
+              <w:tab/>
+            </w:r>
+            <w:r>
+              <w:t>19</w:t>
             </w:r>
           </w:hyperlink>
-          <w:r>
-            <w:tab/>
-          </w:r>
-          <w:r>
-            <w:t>25</w:t>
-          </w:r>
-        </w:p>
-        <w:p>
-          <w:pPr>
-            <w:pStyle w:val="TOC1"/>
-          </w:pPr>
-          <w:hyperlink w:anchor="_TocUITU25">
-            <w:r>
-              <w:t>СПИСОК ИСПОЛЬЗОВАННЫХ ИСТОЧНИКОВ</w:t>
-            </w:r>
-          </w:hyperlink>
-          <w:r>
-            <w:tab/>
-          </w:r>
-          <w:r>
-            <w:t>26</w:t>
-          </w:r>
           <w:r>
             <w:fldChar w:fldCharType="end"/>
           </w:r>
@@ -756,13 +631,12 @@
       <w:pPr>
         <w:pStyle w:val="Heading1"/>
         <w:spacing w:after="280"/>
-        <w:jc w:val="center"/>
       </w:pPr>
-      <w:bookmarkStart w:id="102" w:name="_TocUITU2"/>
+      <w:bookmarkStart w:id="101" w:name="_TocUITU1"/>
       <w:r>
-        <w:t>ВВЕДЕНИЕ</w:t>
+        <w:t>ЦЕЛЬ ПРАКТИЧЕСКОЙ РАБОТЫ</w:t>
       </w:r>
-      <w:bookmarkEnd w:id="102"/>
+      <w:bookmarkEnd w:id="101"/>
     </w:p>
     <w:p>
       <w:pPr>
@@ -773,43 +647,7 @@
           <w:b w:val="0"/>
           <w:sz w:val="28"/>
         </w:rPr>
-        <w:t>Цель работы - спроектировать, реализовать и проверить ITSM-систему с регистрацией и аутентификацией пользователей, обменом сообщениями, управлением каталогом и обработкой инцидентов. Состав функций и порядок отчётности определены методическими указаниями к работе №6.</w:t>
-      </w:r>
-    </w:p>
-    <w:p>
-      <w:pPr>
-        <w:keepNext w:val="0"/>
-      </w:pPr>
-      <w:r>
-        <w:rPr>
-          <w:b w:val="0"/>
-          <w:sz w:val="28"/>
-        </w:rPr>
-        <w:t>Организация и перечень услуг сохранены из первой практической. Функциональные подразделения и должности соответствуют работе №2, а конфигурационные единицы - сервисно-ресурсным моделям работы №3. SLA работы №4 определяет приоритеты, сроки и статусы. IDEF0-модели работы №5 показывают операции, часть которых автоматизируется в Service Desk.</w:t>
-      </w:r>
-    </w:p>
-    <w:p>
-      <w:pPr>
-        <w:keepNext w:val="0"/>
-      </w:pPr>
-      <w:r>
-        <w:rPr>
-          <w:b w:val="0"/>
-          <w:sz w:val="28"/>
-        </w:rPr>
-        <w:t>Задачи: определить архитектуру и данные, реализовать три модуля и права трёх ролей, разработать Use Case, выполнить проверки и зафиксировать фактические результаты. Приложение создано на стеке из методички: Apache 2.4, PHP 8.4 и MariaDB 11.8. В отчёте отделены модульные проверки логики от проверок API с реальной базой и браузерных сценариев.</w:t>
-      </w:r>
-    </w:p>
-    <w:p>
-      <w:pPr>
-        <w:keepNext w:val="0"/>
-      </w:pPr>
-      <w:r>
-        <w:rPr>
-          <w:b w:val="0"/>
-          <w:sz w:val="28"/>
-        </w:rPr>
-        <w:t>Исходный код, схема БД, тесты и результаты сохранены в репозитории. Все снимки получены из работающего приложения; они не являются макетами. Оформление выполнено по предоставленным рекомендациям ГОСТ.</w:t>
+        <w:t>Цель работы: разработать клиент-серверную ITSM-систему для ООО «ТехноСервис», реализовать аутентификацию, личные сообщения, каталог услуг и Service Desk, построить концептуальную модель и диаграмму вариантов использования, выполнить тестирование реализованных модулей.</w:t>
       </w:r>
     </w:p>
     <w:p>
@@ -817,22 +655,22 @@
         <w:pStyle w:val="Heading1"/>
         <w:spacing w:after="280"/>
       </w:pPr>
-      <w:bookmarkStart w:id="103" w:name="_TocUITU3"/>
+      <w:bookmarkStart w:id="102" w:name="_TocUITU2"/>
       <w:r>
-        <w:t>1 ВЫПОЛНЕНИЕ РАБОТЫ</w:t>
+        <w:t>ВЫПОЛНЕНИЕ РАБОТЫ</w:t>
       </w:r>
-      <w:bookmarkEnd w:id="103"/>
+      <w:bookmarkEnd w:id="102"/>
     </w:p>
     <w:p>
       <w:pPr>
         <w:pStyle w:val="Heading2"/>
         <w:spacing w:after="280"/>
       </w:pPr>
-      <w:bookmarkStart w:id="104" w:name="_TocUITU4"/>
+      <w:bookmarkStart w:id="103" w:name="_TocUITU3"/>
       <w:r>
-        <w:t>1.1 Концептуальная модель системы</w:t>
+        <w:t>1. Концептуальная модель ITSM-системы</w:t>
       </w:r>
-      <w:bookmarkEnd w:id="104"/>
+      <w:bookmarkEnd w:id="103"/>
     </w:p>
     <w:p>
       <w:pPr>
@@ -856,8 +694,8 @@
       <w:r>
         <w:drawing>
           <wp:inline xmlns:a="http://schemas.openxmlformats.org/drawingml/2006/main" xmlns:pic="http://schemas.openxmlformats.org/drawingml/2006/picture">
-            <wp:extent cx="5940000" cy="4158000"/>
-            <wp:docPr id="1" name="Picture 1"/>
+            <wp:extent cx="5940000" cy="3960000"/>
+            <wp:docPr id="2" name="Picture 2"/>
             <wp:cNvGraphicFramePr>
               <a:graphicFrameLocks noChangeAspect="1"/>
             </wp:cNvGraphicFramePr>
@@ -869,7 +707,7 @@
                     <pic:cNvPicPr/>
                   </pic:nvPicPr>
                   <pic:blipFill>
-                    <a:blip r:embed="rId10"/>
+                    <a:blip r:embed="rId11"/>
                     <a:stretch>
                       <a:fillRect/>
                     </a:stretch>
@@ -877,7 +715,7 @@
                   <pic:spPr>
                     <a:xfrm>
                       <a:off x="0" y="0"/>
-                      <a:ext cx="5940000" cy="4158000"/>
+                      <a:ext cx="5940000" cy="3960000"/>
                     </a:xfrm>
                     <a:prstGeom prst="rect"/>
                   </pic:spPr>
@@ -905,7 +743,7 @@
           <w:b w:val="0"/>
           <w:sz w:val="28"/>
         </w:rPr>
-        <w:t>Пользователи взаимодействуют с браузерным клиентом. Apache обслуживает статические файлы и передаёт PHP-запросы по FastCGI. Серверная часть проверяет сессию, роль и входные данные, выполняет операции модулей через PDO и сохраняет состояние в MariaDB. Ответы API представлены JSON; обновление интерфейса выполняется JavaScript.</w:t>
+        <w:t>Пользователь работает через веб-клиент HTML/CSS/JavaScript. HTTP-запросы принимает Apache 2.4, прикладную обработку выполняет PHP 8.4 через FastCGI. Система включает аутентификацию, сообщения, каталог услуг и Service Desk. Модули используют общую MariaDB 11.8 через параметризованные SQL-запросы.</w:t>
       </w:r>
     </w:p>
     <w:p>
@@ -917,20 +755,20 @@
           <w:b w:val="0"/>
           <w:sz w:val="28"/>
         </w:rPr>
-        <w:t>Входные данные - сведения пользователей и услуг, сообщения, описания инцидентов и ссылки на КЕ. Выходные - каталог, переписка, история обработки, сроки и статусы. Ресурсы - Linux, CPU, память и диск; нормативные документы - SLA и регламент, модели IDEF0 и сценарии тестирования. Внешние системы vSphere и Zabbix обозначают ресурсы предприятия и не устанавливаются как часть данного прототипа.</w:t>
+        <w:t>На концептуальной схеме база данных показана цилиндром, прикладной сервер - общей областью с четырьмя модулями. Пунктирные связи обозначают доступ к данным, сплошные - обращения пользователя к модулям по HTTP. Технологии и состав соответствуют работающему прототипу.</w:t>
       </w:r>
     </w:p>
     <w:p>
       <w:pPr>
-        <w:pStyle w:val="Heading2"/>
-        <w:pageBreakBefore/>
-        <w:spacing w:after="280"/>
+        <w:keepNext w:val="0"/>
       </w:pPr>
-      <w:bookmarkStart w:id="105" w:name="_TocUITU5"/>
       <w:r>
-        <w:t>1.2 Структура данных и связи</w:t>
+        <w:rPr>
+          <w:b w:val="0"/>
+          <w:sz w:val="28"/>
+        </w:rPr>
+        <w:t>Входные данные: учётные записи, сведения об услугах и КЕ, обращения, приоритеты и сообщения. Результаты: актуальный каталог, история переписки и инцидентов, сроки реакции и решения, статусы и сведения о нарушении SLA. Ресурсы: Linux-среда, Apache, PHP, MariaDB, CPU, память и диск. Документы: каталог, SLA работы №4 и IDEF0-модели работы №5.</w:t>
       </w:r>
-      <w:bookmarkEnd w:id="105"/>
     </w:p>
     <w:p>
       <w:pPr>
@@ -956,7 +794,7 @@
           <w:b w:val="0"/>
           <w:sz w:val="28"/>
         </w:rPr>
-        <w:t>Таблица 1 - Таблицы реализованной базы данных</w:t>
+        <w:t>Таблица 1 - Структура данных</w:t>
       </w:r>
     </w:p>
     <w:tbl>
@@ -968,9 +806,9 @@
         <w:tblLook w:firstColumn="1" w:firstRow="1" w:lastColumn="0" w:lastRow="0" w:noHBand="0" w:noVBand="1" w:val="04A0"/>
       </w:tblPr>
       <w:tblGrid>
-        <w:gridCol w:w="2041"/>
-        <w:gridCol w:w="3458"/>
-        <w:gridCol w:w="3855"/>
+        <w:gridCol w:w="2891"/>
+        <w:gridCol w:w="3515"/>
+        <w:gridCol w:w="2948"/>
       </w:tblGrid>
       <w:tr>
         <w:trPr>
@@ -979,7 +817,7 @@
         </w:trPr>
         <w:tc>
           <w:tcPr>
-            <w:tcW w:type="dxa" w:w="2041"/>
+            <w:tcW w:type="dxa" w:w="2891"/>
             <w:vAlign w:val="center"/>
           </w:tcPr>
           <w:p>
@@ -995,13 +833,13 @@
                 <w:b/>
                 <w:sz w:val="23"/>
               </w:rPr>
-              <w:t>Таблица</w:t>
+              <w:t>Таблицы</w:t>
             </w:r>
           </w:p>
         </w:tc>
         <w:tc>
           <w:tcPr>
-            <w:tcW w:type="dxa" w:w="3458"/>
+            <w:tcW w:type="dxa" w:w="3515"/>
             <w:vAlign w:val="center"/>
           </w:tcPr>
           <w:p>
@@ -1017,13 +855,13 @@
                 <w:b/>
                 <w:sz w:val="23"/>
               </w:rPr>
-              <w:t>Основные данные</w:t>
+              <w:t>Содержимое</w:t>
             </w:r>
           </w:p>
         </w:tc>
         <w:tc>
           <w:tcPr>
-            <w:tcW w:type="dxa" w:w="3855"/>
+            <w:tcW w:type="dxa" w:w="2948"/>
             <w:vAlign w:val="center"/>
           </w:tcPr>
           <w:p>
@@ -1039,7 +877,7 @@
                 <w:b/>
                 <w:sz w:val="23"/>
               </w:rPr>
-              <w:t>Связь и назначение</w:t>
+              <w:t>Назначение</w:t>
             </w:r>
           </w:p>
         </w:tc>
@@ -1050,7 +888,7 @@
         </w:trPr>
         <w:tc>
           <w:tcPr>
-            <w:tcW w:type="dxa" w:w="2041"/>
+            <w:tcW w:type="dxa" w:w="2891"/>
             <w:vAlign w:val="center"/>
           </w:tcPr>
           <w:p>
@@ -1072,7 +910,7 @@
         </w:tc>
         <w:tc>
           <w:tcPr>
-            <w:tcW w:type="dxa" w:w="3458"/>
+            <w:tcW w:type="dxa" w:w="3515"/>
             <w:vAlign w:val="center"/>
           </w:tcPr>
           <w:p>
@@ -1088,13 +926,13 @@
                 <w:b w:val="0"/>
                 <w:sz w:val="23"/>
               </w:rPr>
-              <w:t>Имя, email, хеш пароля, роль</w:t>
+              <w:t>ФИО, email, хеш пароля, роль</w:t>
             </w:r>
           </w:p>
         </w:tc>
         <w:tc>
           <w:tcPr>
-            <w:tcW w:type="dxa" w:w="3855"/>
+            <w:tcW w:type="dxa" w:w="2948"/>
             <w:vAlign w:val="center"/>
           </w:tcPr>
           <w:p>
@@ -1110,7 +948,7 @@
                 <w:b w:val="0"/>
                 <w:sz w:val="23"/>
               </w:rPr>
-              <w:t>Учётные записи; email уникален</w:t>
+              <w:t>Идентификация и разграничение прав</w:t>
             </w:r>
           </w:p>
         </w:tc>
@@ -1121,7 +959,7 @@
         </w:trPr>
         <w:tc>
           <w:tcPr>
-            <w:tcW w:type="dxa" w:w="2041"/>
+            <w:tcW w:type="dxa" w:w="2891"/>
             <w:vAlign w:val="center"/>
           </w:tcPr>
           <w:p>
@@ -1137,13 +975,13 @@
                 <w:b w:val="0"/>
                 <w:sz w:val="23"/>
               </w:rPr>
-              <w:t>services</w:t>
+              <w:t>services, cis</w:t>
             </w:r>
           </w:p>
         </w:tc>
         <w:tc>
           <w:tcPr>
-            <w:tcW w:type="dxa" w:w="3458"/>
+            <w:tcW w:type="dxa" w:w="3515"/>
             <w:vAlign w:val="center"/>
           </w:tcPr>
           <w:p>
@@ -1159,13 +997,13 @@
                 <w:b w:val="0"/>
                 <w:sz w:val="23"/>
               </w:rPr>
-              <w:t>Название, описание, линия, тариф, статус</w:t>
+              <w:t>Название, линия, тариф, статус; конфигурационные единицы</w:t>
             </w:r>
           </w:p>
         </w:tc>
         <w:tc>
           <w:tcPr>
-            <w:tcW w:type="dxa" w:w="3855"/>
+            <w:tcW w:type="dxa" w:w="2948"/>
             <w:vAlign w:val="center"/>
           </w:tcPr>
           <w:p>
@@ -1181,7 +1019,7 @@
                 <w:b w:val="0"/>
                 <w:sz w:val="23"/>
               </w:rPr>
-              <w:t>Каталог шести услуг и добавляемые услуги</w:t>
+              <w:t>Единый каталог и учёт ресурсов</w:t>
             </w:r>
           </w:p>
         </w:tc>
@@ -1192,7 +1030,7 @@
         </w:trPr>
         <w:tc>
           <w:tcPr>
-            <w:tcW w:type="dxa" w:w="2041"/>
+            <w:tcW w:type="dxa" w:w="2891"/>
             <w:vAlign w:val="center"/>
           </w:tcPr>
           <w:p>
@@ -1208,13 +1046,13 @@
                 <w:b w:val="0"/>
                 <w:sz w:val="23"/>
               </w:rPr>
-              <w:t>cis</w:t>
+              <w:t>service_cis, service_links</w:t>
             </w:r>
           </w:p>
         </w:tc>
         <w:tc>
           <w:tcPr>
-            <w:tcW w:type="dxa" w:w="3458"/>
+            <w:tcW w:type="dxa" w:w="3515"/>
             <w:vAlign w:val="center"/>
           </w:tcPr>
           <w:p>
@@ -1230,13 +1068,13 @@
                 <w:b w:val="0"/>
                 <w:sz w:val="23"/>
               </w:rPr>
-              <w:t>Название и тип конфигурационной единицы</w:t>
+              <w:t>Связи услуг с КЕ и другими услугами</w:t>
             </w:r>
           </w:p>
         </w:tc>
         <w:tc>
           <w:tcPr>
-            <w:tcW w:type="dxa" w:w="3855"/>
+            <w:tcW w:type="dxa" w:w="2948"/>
             <w:vAlign w:val="center"/>
           </w:tcPr>
           <w:p>
@@ -1252,7 +1090,7 @@
                 <w:b w:val="0"/>
                 <w:sz w:val="23"/>
               </w:rPr>
-              <w:t>Общий справочник ресурсов</w:t>
+              <w:t>Сервисно-ресурсная модель</w:t>
             </w:r>
           </w:p>
         </w:tc>
@@ -1263,7 +1101,7 @@
         </w:trPr>
         <w:tc>
           <w:tcPr>
-            <w:tcW w:type="dxa" w:w="2041"/>
+            <w:tcW w:type="dxa" w:w="2891"/>
             <w:vAlign w:val="center"/>
           </w:tcPr>
           <w:p>
@@ -1279,13 +1117,13 @@
                 <w:b w:val="0"/>
                 <w:sz w:val="23"/>
               </w:rPr>
-              <w:t>service_cis</w:t>
+              <w:t>incidents, incident_cis</w:t>
             </w:r>
           </w:p>
         </w:tc>
         <w:tc>
           <w:tcPr>
-            <w:tcW w:type="dxa" w:w="3458"/>
+            <w:tcW w:type="dxa" w:w="3515"/>
             <w:vAlign w:val="center"/>
           </w:tcPr>
           <w:p>
@@ -1301,13 +1139,13 @@
                 <w:b w:val="0"/>
                 <w:sz w:val="23"/>
               </w:rPr>
-              <w:t>service_id, ci_id</w:t>
+              <w:t>Автор, услуга, исполнитель, статус, приоритет, время и КЕ</w:t>
             </w:r>
           </w:p>
         </w:tc>
         <w:tc>
           <w:tcPr>
-            <w:tcW w:type="dxa" w:w="3855"/>
+            <w:tcW w:type="dxa" w:w="2948"/>
             <w:vAlign w:val="center"/>
           </w:tcPr>
           <w:p>
@@ -1323,7 +1161,7 @@
                 <w:b w:val="0"/>
                 <w:sz w:val="23"/>
               </w:rPr>
-              <w:t>Связь многие-ко-многим услуги и КЕ</w:t>
+              <w:t>Учёт обращений и сроков SLA</w:t>
             </w:r>
           </w:p>
         </w:tc>
@@ -1334,7 +1172,7 @@
         </w:trPr>
         <w:tc>
           <w:tcPr>
-            <w:tcW w:type="dxa" w:w="2041"/>
+            <w:tcW w:type="dxa" w:w="2891"/>
             <w:vAlign w:val="center"/>
           </w:tcPr>
           <w:p>
@@ -1350,13 +1188,13 @@
                 <w:b w:val="0"/>
                 <w:sz w:val="23"/>
               </w:rPr>
-              <w:t>service_links</w:t>
+              <w:t>history</w:t>
             </w:r>
           </w:p>
         </w:tc>
         <w:tc>
           <w:tcPr>
-            <w:tcW w:type="dxa" w:w="3458"/>
+            <w:tcW w:type="dxa" w:w="3515"/>
             <w:vAlign w:val="center"/>
           </w:tcPr>
           <w:p>
@@ -1372,13 +1210,13 @@
                 <w:b w:val="0"/>
                 <w:sz w:val="23"/>
               </w:rPr>
-              <w:t>service_id, dependency_id</w:t>
+              <w:t>Автор, время, изменение, комментарий</w:t>
             </w:r>
           </w:p>
         </w:tc>
         <w:tc>
           <w:tcPr>
-            <w:tcW w:type="dxa" w:w="3855"/>
+            <w:tcW w:type="dxa" w:w="2948"/>
             <w:vAlign w:val="center"/>
           </w:tcPr>
           <w:p>
@@ -1394,7 +1232,7 @@
                 <w:b w:val="0"/>
                 <w:sz w:val="23"/>
               </w:rPr>
-              <w:t>Зависимость от поддерживающей услуги</w:t>
+              <w:t>Сохранение истории действий</w:t>
             </w:r>
           </w:p>
         </w:tc>
@@ -1405,220 +1243,7 @@
         </w:trPr>
         <w:tc>
           <w:tcPr>
-            <w:tcW w:type="dxa" w:w="2041"/>
-            <w:vAlign w:val="center"/>
-          </w:tcPr>
-          <w:p>
-            <w:pPr>
-              <w:keepNext/>
-              <w:spacing w:before="0" w:after="0" w:line="240" w:lineRule="auto"/>
-              <w:ind w:firstLine="0"/>
-              <w:jc w:val="left"/>
-            </w:pPr>
-            <w:r>
-              <w:rPr>
-                <w:rFonts w:ascii="Times New Roman" w:hAnsi="Times New Roman"/>
-                <w:b w:val="0"/>
-                <w:sz w:val="23"/>
-              </w:rPr>
-              <w:t>incidents</w:t>
-            </w:r>
-          </w:p>
-        </w:tc>
-        <w:tc>
-          <w:tcPr>
-            <w:tcW w:type="dxa" w:w="3458"/>
-            <w:vAlign w:val="center"/>
-          </w:tcPr>
-          <w:p>
-            <w:pPr>
-              <w:keepNext/>
-              <w:spacing w:before="0" w:after="0" w:line="240" w:lineRule="auto"/>
-              <w:ind w:firstLine="0"/>
-              <w:jc w:val="left"/>
-            </w:pPr>
-            <w:r>
-              <w:rPr>
-                <w:rFonts w:ascii="Times New Roman" w:hAnsi="Times New Roman"/>
-                <w:b w:val="0"/>
-                <w:sz w:val="23"/>
-              </w:rPr>
-              <w:t>Услуга, автор, исполнитель, приоритет, статус, время, решение</w:t>
-            </w:r>
-          </w:p>
-        </w:tc>
-        <w:tc>
-          <w:tcPr>
-            <w:tcW w:type="dxa" w:w="3855"/>
-            <w:vAlign w:val="center"/>
-          </w:tcPr>
-          <w:p>
-            <w:pPr>
-              <w:keepNext/>
-              <w:spacing w:before="0" w:after="0" w:line="240" w:lineRule="auto"/>
-              <w:ind w:firstLine="0"/>
-              <w:jc w:val="left"/>
-            </w:pPr>
-            <w:r>
-              <w:rPr>
-                <w:rFonts w:ascii="Times New Roman" w:hAnsi="Times New Roman"/>
-                <w:b w:val="0"/>
-                <w:sz w:val="23"/>
-              </w:rPr>
-              <w:t>Ссылка на услугу и пользователей</w:t>
-            </w:r>
-          </w:p>
-        </w:tc>
-      </w:tr>
-      <w:tr>
-        <w:trPr>
-          <w:cantSplit/>
-        </w:trPr>
-        <w:tc>
-          <w:tcPr>
-            <w:tcW w:type="dxa" w:w="2041"/>
-            <w:vAlign w:val="center"/>
-          </w:tcPr>
-          <w:p>
-            <w:pPr>
-              <w:keepNext/>
-              <w:spacing w:before="0" w:after="0" w:line="240" w:lineRule="auto"/>
-              <w:ind w:firstLine="0"/>
-              <w:jc w:val="left"/>
-            </w:pPr>
-            <w:r>
-              <w:rPr>
-                <w:rFonts w:ascii="Times New Roman" w:hAnsi="Times New Roman"/>
-                <w:b w:val="0"/>
-                <w:sz w:val="23"/>
-              </w:rPr>
-              <w:t>incident_cis</w:t>
-            </w:r>
-          </w:p>
-        </w:tc>
-        <w:tc>
-          <w:tcPr>
-            <w:tcW w:type="dxa" w:w="3458"/>
-            <w:vAlign w:val="center"/>
-          </w:tcPr>
-          <w:p>
-            <w:pPr>
-              <w:keepNext/>
-              <w:spacing w:before="0" w:after="0" w:line="240" w:lineRule="auto"/>
-              <w:ind w:firstLine="0"/>
-              <w:jc w:val="left"/>
-            </w:pPr>
-            <w:r>
-              <w:rPr>
-                <w:rFonts w:ascii="Times New Roman" w:hAnsi="Times New Roman"/>
-                <w:b w:val="0"/>
-                <w:sz w:val="23"/>
-              </w:rPr>
-              <w:t>incident_id, ci_id</w:t>
-            </w:r>
-          </w:p>
-        </w:tc>
-        <w:tc>
-          <w:tcPr>
-            <w:tcW w:type="dxa" w:w="3855"/>
-            <w:vAlign w:val="center"/>
-          </w:tcPr>
-          <w:p>
-            <w:pPr>
-              <w:keepNext/>
-              <w:spacing w:before="0" w:after="0" w:line="240" w:lineRule="auto"/>
-              <w:ind w:firstLine="0"/>
-              <w:jc w:val="left"/>
-            </w:pPr>
-            <w:r>
-              <w:rPr>
-                <w:rFonts w:ascii="Times New Roman" w:hAnsi="Times New Roman"/>
-                <w:b w:val="0"/>
-                <w:sz w:val="23"/>
-              </w:rPr>
-              <w:t>Затронутые ресурсы обращения</w:t>
-            </w:r>
-          </w:p>
-        </w:tc>
-      </w:tr>
-      <w:tr>
-        <w:trPr>
-          <w:cantSplit/>
-        </w:trPr>
-        <w:tc>
-          <w:tcPr>
-            <w:tcW w:type="dxa" w:w="2041"/>
-            <w:vAlign w:val="center"/>
-          </w:tcPr>
-          <w:p>
-            <w:pPr>
-              <w:keepNext/>
-              <w:spacing w:before="0" w:after="0" w:line="240" w:lineRule="auto"/>
-              <w:ind w:firstLine="0"/>
-              <w:jc w:val="left"/>
-            </w:pPr>
-            <w:r>
-              <w:rPr>
-                <w:rFonts w:ascii="Times New Roman" w:hAnsi="Times New Roman"/>
-                <w:b w:val="0"/>
-                <w:sz w:val="23"/>
-              </w:rPr>
-              <w:t>history</w:t>
-            </w:r>
-          </w:p>
-        </w:tc>
-        <w:tc>
-          <w:tcPr>
-            <w:tcW w:type="dxa" w:w="3458"/>
-            <w:vAlign w:val="center"/>
-          </w:tcPr>
-          <w:p>
-            <w:pPr>
-              <w:keepNext/>
-              <w:spacing w:before="0" w:after="0" w:line="240" w:lineRule="auto"/>
-              <w:ind w:firstLine="0"/>
-              <w:jc w:val="left"/>
-            </w:pPr>
-            <w:r>
-              <w:rPr>
-                <w:rFonts w:ascii="Times New Roman" w:hAnsi="Times New Roman"/>
-                <w:b w:val="0"/>
-                <w:sz w:val="23"/>
-              </w:rPr>
-              <w:t>Инцидент, сотрудник, действие, время</w:t>
-            </w:r>
-          </w:p>
-        </w:tc>
-        <w:tc>
-          <w:tcPr>
-            <w:tcW w:type="dxa" w:w="3855"/>
-            <w:vAlign w:val="center"/>
-          </w:tcPr>
-          <w:p>
-            <w:pPr>
-              <w:keepNext/>
-              <w:spacing w:before="0" w:after="0" w:line="240" w:lineRule="auto"/>
-              <w:ind w:firstLine="0"/>
-              <w:jc w:val="left"/>
-            </w:pPr>
-            <w:r>
-              <w:rPr>
-                <w:rFonts w:ascii="Times New Roman" w:hAnsi="Times New Roman"/>
-                <w:b w:val="0"/>
-                <w:sz w:val="23"/>
-              </w:rPr>
-              <w:t>Последовательный журнал обработки</w:t>
-            </w:r>
-          </w:p>
-        </w:tc>
-      </w:tr>
-      <w:tr>
-        <w:trPr>
-          <w:cantSplit/>
-        </w:trPr>
-        <w:tc>
-          <w:tcPr>
-            <w:tcW w:type="dxa" w:w="2041"/>
+            <w:tcW w:type="dxa" w:w="2891"/>
             <w:vAlign w:val="center"/>
           </w:tcPr>
           <w:p>
@@ -1640,7 +1265,7 @@
         </w:tc>
         <w:tc>
           <w:tcPr>
-            <w:tcW w:type="dxa" w:w="3458"/>
+            <w:tcW w:type="dxa" w:w="3515"/>
             <w:vAlign w:val="center"/>
           </w:tcPr>
           <w:p>
@@ -1662,7 +1287,7 @@
         </w:tc>
         <w:tc>
           <w:tcPr>
-            <w:tcW w:type="dxa" w:w="3855"/>
+            <w:tcW w:type="dxa" w:w="2948"/>
             <w:vAlign w:val="center"/>
           </w:tcPr>
           <w:p>
@@ -1678,7 +1303,7 @@
                 <w:b w:val="0"/>
                 <w:sz w:val="23"/>
               </w:rPr>
-              <w:t>Личная переписка пользователей</w:t>
+              <w:t>Личная переписка</w:t>
             </w:r>
           </w:p>
         </w:tc>
@@ -1693,30 +1318,7 @@
           <w:b w:val="0"/>
           <w:sz w:val="28"/>
         </w:rPr>
-      </w:r>
-    </w:p>
-    <w:p>
-      <w:pPr>
-        <w:keepNext w:val="0"/>
-      </w:pPr>
-      <w:r>
-        <w:rPr>
-          <w:b w:val="0"/>
-          <w:sz w:val="28"/>
-        </w:rPr>
-        <w:t>Внешние ключи обеспечивают ссылочную целостность. Удаление услуги с обращениями запрещено: её можно перевести в архив, сохранив историю. При удалении неиспользуемой услуги очищаются её связи; составные первичные ключи не допускают повторяющихся связей. Учебная БД использует кодировку utf8mb4 и локальный Unix-сокет без сетевого порта.</w:t>
-      </w:r>
-    </w:p>
-    <w:p>
-      <w:pPr>
-        <w:keepNext w:val="0"/>
-      </w:pPr>
-      <w:r>
-        <w:rPr>
-          <w:b w:val="0"/>
-          <w:sz w:val="28"/>
-        </w:rPr>
-        <w:t>Первичное заполнение читает data/services.json. Сохранены тарифы, vSphere, FlexLM/KMS, Ansible/SCCM, Zabbix/Prometheus, Veeam, базы данных, серверы и хранилища. Зависимости услуг дополняют исходные модели: аренда и администрирование используют мониторинг, копирование связано с администрированием. Инициализация не дублирует исходный каталог при повторном запуске.</w:t>
+        <w:t>Данные хранятся в utf8mb4; база доступна приложению через локальный Unix-сокет. Первичное заполнение читает data/services.json и сохраняет шесть исходных услуг, цены и технические ресурсы. Повторный запуск не создаёт копии каталога.</w:t>
       </w:r>
     </w:p>
     <w:p>
@@ -1725,11 +1327,22 @@
         <w:pageBreakBefore/>
         <w:spacing w:after="280"/>
       </w:pPr>
-      <w:bookmarkStart w:id="106" w:name="_TocUITU6"/>
+      <w:bookmarkStart w:id="104" w:name="_TocUITU4"/>
       <w:r>
-        <w:t>1.3 Аутентификация и роли</w:t>
+        <w:t>2. Разработка клиент-серверных модулей</w:t>
       </w:r>
-      <w:bookmarkEnd w:id="106"/>
+      <w:bookmarkEnd w:id="104"/>
+    </w:p>
+    <w:p>
+      <w:pPr>
+        <w:pStyle w:val="Heading3"/>
+        <w:spacing w:after="280"/>
+      </w:pPr>
+      <w:bookmarkStart w:id="105" w:name="_TocUITU5"/>
+      <w:r>
+        <w:t>2.1 Аутентификация и роли</w:t>
+      </w:r>
+      <w:bookmarkEnd w:id="105"/>
     </w:p>
     <w:p>
       <w:pPr>
@@ -1754,7 +1367,7 @@
         <w:drawing>
           <wp:inline xmlns:a="http://schemas.openxmlformats.org/drawingml/2006/main" xmlns:pic="http://schemas.openxmlformats.org/drawingml/2006/picture">
             <wp:extent cx="3600000" cy="5000000"/>
-            <wp:docPr id="2" name="Picture 2"/>
+            <wp:docPr id="3" name="Picture 3"/>
             <wp:cNvGraphicFramePr>
               <a:graphicFrameLocks noChangeAspect="1"/>
             </wp:cNvGraphicFramePr>
@@ -1766,7 +1379,7 @@
                     <pic:cNvPicPr/>
                   </pic:nvPicPr>
                   <pic:blipFill>
-                    <a:blip r:embed="rId11"/>
+                    <a:blip r:embed="rId12"/>
                     <a:stretch>
                       <a:fillRect/>
                     </a:stretch>
@@ -1790,7 +1403,7 @@
         <w:pStyle w:val="Caption"/>
       </w:pPr>
       <w:r>
-        <w:t>Рисунок 2 - Форма входа работающего приложения</w:t>
+        <w:t>Рисунок 2 - Форма входа в работающую ITSM-систему</w:t>
       </w:r>
     </w:p>
     <w:p>
@@ -1802,7 +1415,7 @@
           <w:b w:val="0"/>
           <w:sz w:val="28"/>
         </w:rPr>
-        <w:t>Вход выполняется по email и паролю. Пароли хранятся как хеши, сессия получает новый идентификатор после аутентификации. В интерфейсе постоянно отображаются имя и роль. Сотрудник видит свои обращения, поддержка - общую очередь, администратор дополнительно управляет каталогом и ролями.</w:t>
+        <w:t>Вход выполняется по email и паролю. Регистрация принимает ФИО, уникальный email и пароль от 10 символов и всегда создаёт сотрудника employee. Пароли хранятся в виде хешей, после входа идентификатор сессии обновляется. Администратор создаётся локальной командой с паролем через стандартный ввод.</w:t>
       </w:r>
     </w:p>
     <w:p>
@@ -1814,20 +1427,19 @@
           <w:b w:val="0"/>
           <w:sz w:val="28"/>
         </w:rPr>
-        <w:t>Авторизация проверяется на сервере для каждого действия. Скрытая кнопка сама по себе не считается защитой. POST-запросы требуют CSRF-токен; SQL-запросы параметризованы, пользовательский текст экранируется при отображении. Без входа бизнес-API возвращает 401, при нарушении прав - 403.</w:t>
+        <w:t>Роли: сотрудник видит свои обращения; support обрабатывает общую очередь; admin дополнительно изменяет каталог и назначает права. Сервер проверяет каждое действие, POST требует CSRF-токен. Попытка назначить себе административную роль при регистрации игнорируется, самостоятельное повышение прав отклоняется.</w:t>
       </w:r>
     </w:p>
     <w:p>
       <w:pPr>
-        <w:pStyle w:val="Heading2"/>
-        <w:pageBreakBefore/>
+        <w:pStyle w:val="Heading3"/>
         <w:spacing w:after="280"/>
       </w:pPr>
-      <w:bookmarkStart w:id="107" w:name="_TocUITU7"/>
+      <w:bookmarkStart w:id="106" w:name="_TocUITU6"/>
       <w:r>
-        <w:t>1.4 Регистрация и назначение прав</w:t>
+        <w:t>2.2 Модуль сообщений</w:t>
       </w:r>
-      <w:bookmarkEnd w:id="107"/>
+      <w:bookmarkEnd w:id="106"/>
     </w:p>
     <w:p>
       <w:pPr>
@@ -1851,8 +1463,8 @@
       <w:r>
         <w:drawing>
           <wp:inline xmlns:a="http://schemas.openxmlformats.org/drawingml/2006/main" xmlns:pic="http://schemas.openxmlformats.org/drawingml/2006/picture">
-            <wp:extent cx="2880000" cy="4853333"/>
-            <wp:docPr id="3" name="Picture 3"/>
+            <wp:extent cx="5400000" cy="3875478"/>
+            <wp:docPr id="4" name="Picture 4"/>
             <wp:cNvGraphicFramePr>
               <a:graphicFrameLocks noChangeAspect="1"/>
             </wp:cNvGraphicFramePr>
@@ -1860,11 +1472,11 @@
               <a:graphicData uri="http://schemas.openxmlformats.org/drawingml/2006/picture">
                 <pic:pic>
                   <pic:nvPicPr>
-                    <pic:cNvPr id="0" name="02_registration.png"/>
+                    <pic:cNvPr id="0" name="09_messages.png"/>
                     <pic:cNvPicPr/>
                   </pic:nvPicPr>
                   <pic:blipFill>
-                    <a:blip r:embed="rId12"/>
+                    <a:blip r:embed="rId13"/>
                     <a:stretch>
                       <a:fillRect/>
                     </a:stretch>
@@ -1872,7 +1484,7 @@
                   <pic:spPr>
                     <a:xfrm>
                       <a:off x="0" y="0"/>
-                      <a:ext cx="2880000" cy="4853333"/>
+                      <a:ext cx="5400000" cy="3875478"/>
                     </a:xfrm>
                     <a:prstGeom prst="rect"/>
                   </pic:spPr>
@@ -1888,7 +1500,7 @@
         <w:pStyle w:val="Caption"/>
       </w:pPr>
       <w:r>
-        <w:t>Рисунок 3 - Регистрация сотрудника</w:t>
+        <w:t>Рисунок 3 - Отправка, получение и ответ в личной переписке</w:t>
       </w:r>
     </w:p>
     <w:p>
@@ -1900,7 +1512,7 @@
           <w:b w:val="0"/>
           <w:sz w:val="28"/>
         </w:rPr>
-        <w:t>Форма принимает ФИО, email и пароль длиной не менее 10 символов. Повторный email не допускается. Саморегистрация всегда создаёт роль employee: передача поля role в запросе не повышает полномочия. После регистрации пользователь входит в систему.</w:t>
+        <w:t>Пользователь выбирает адресата и отправляет непустой текст. История содержит участников, сообщение и время. Отображаются только сообщения текущего участника; административная роль не предоставляет чтение чужой личной переписки. В браузере проверены отправка сотрудником, получение администратором и ответ.</w:t>
       </w:r>
     </w:p>
     <w:p>
@@ -1912,20 +1524,19 @@
           <w:b w:val="0"/>
           <w:sz w:val="28"/>
         </w:rPr>
-        <w:t>Первый администратор создаётся локальной командой app/create-user.php с паролем из стандартного ввода. Администратор назначает роль support зарегистрированному инженеру или admin другому администратору; изменение собственной роли запрещено. Прямой доступ обычного сотрудника к назначению прав возвращает 403. В браузере подтверждён вход сотрудника, инженера мониторинга и администратора.</w:t>
+        <w:t>Взаимодействие реализовано HTTP-запросами с обновлением при открытии раздела и отправке. Автоматические push-уведомления и WebSocket в прототип не включены. Пустой текст и обращение без действующей сессии отклоняются сервером.</w:t>
       </w:r>
     </w:p>
     <w:p>
       <w:pPr>
-        <w:pStyle w:val="Heading2"/>
-        <w:pageBreakBefore/>
+        <w:pStyle w:val="Heading3"/>
         <w:spacing w:after="280"/>
       </w:pPr>
-      <w:bookmarkStart w:id="108" w:name="_TocUITU8"/>
+      <w:bookmarkStart w:id="107" w:name="_TocUITU7"/>
       <w:r>
-        <w:t>1.5 Модуль каталога услуг</w:t>
+        <w:t>2.3 Модуль каталога услуг</w:t>
       </w:r>
-      <w:bookmarkEnd w:id="108"/>
+      <w:bookmarkEnd w:id="107"/>
     </w:p>
     <w:p>
       <w:pPr>
@@ -1950,7 +1561,7 @@
         <w:drawing>
           <wp:inline xmlns:a="http://schemas.openxmlformats.org/drawingml/2006/main" xmlns:pic="http://schemas.openxmlformats.org/drawingml/2006/picture">
             <wp:extent cx="4320000" cy="3126109"/>
-            <wp:docPr id="4" name="Picture 4"/>
+            <wp:docPr id="5" name="Picture 5"/>
             <wp:cNvGraphicFramePr>
               <a:graphicFrameLocks noChangeAspect="1"/>
             </wp:cNvGraphicFramePr>
@@ -1962,7 +1573,7 @@
                     <pic:cNvPicPr/>
                   </pic:nvPicPr>
                   <pic:blipFill>
-                    <a:blip r:embed="rId13"/>
+                    <a:blip r:embed="rId14"/>
                     <a:stretch>
                       <a:fillRect/>
                     </a:stretch>
@@ -1986,7 +1597,7 @@
         <w:pStyle w:val="Caption"/>
       </w:pPr>
       <w:r>
-        <w:t>Рисунок 4 - Фрагмент каталога: аренда виртуальных серверов</w:t>
+        <w:t>Рисунок 4 - Карточка услуги и связанных ресурсов</w:t>
       </w:r>
     </w:p>
     <w:p>
@@ -1998,32 +1609,8 @@
           <w:b w:val="0"/>
           <w:sz w:val="28"/>
         </w:rPr>
-        <w:t>Карточка содержит название, линию, описание, базовый тариф, статус, конфигурационные единицы и поддерживающие услуги. Просмотр доступен всем аутентифицированным ролям. На снимке показана услуга из исходного каталога с тарифом 500 руб. в месяц за комплект 1 vCPU, 1 ГБ RAM и 10 ГБ SSD.</w:t>
+        <w:t>Каталог доступен всем ролям и содержит шесть услуг линий «Доступ/аренда» и «Управление». Карточка показывает описание, исходный тариф, статус, конфигурационные единицы и поддерживающие услуги. Для ВМ сохранена цена 500 руб. в месяц за 1 vCPU, 1 ГБ RAM и 10 ГБ SSD; остальные тарифы соответствуют работе №4.</w:t>
       </w:r>
-    </w:p>
-    <w:p>
-      <w:pPr>
-        <w:keepNext w:val="0"/>
-      </w:pPr>
-      <w:r>
-        <w:rPr>
-          <w:b w:val="0"/>
-          <w:sz w:val="28"/>
-        </w:rPr>
-        <w:t>В каталоге также находятся лицензирование ПО, облачное хранилище, управление серверной инфраструктурой, мониторинг и поддержка, резервное копирование и восстановление. Для каждого сервиса сохранён связанный набор ресурсов из работы №3. Полный снимок шести карточек сохранён отдельно в evidence/screenshots/03_catalog_employee.png.</w:t>
-      </w:r>
-    </w:p>
-    <w:p>
-      <w:pPr>
-        <w:pStyle w:val="Heading2"/>
-        <w:pageBreakBefore/>
-        <w:spacing w:after="280"/>
-      </w:pPr>
-      <w:bookmarkStart w:id="109" w:name="_TocUITU9"/>
-      <w:r>
-        <w:t>1.6 Изменение каталога и зависимостей</w:t>
-      </w:r>
-      <w:bookmarkEnd w:id="109"/>
     </w:p>
     <w:p>
       <w:pPr>
@@ -2048,7 +1635,7 @@
         <w:drawing>
           <wp:inline xmlns:a="http://schemas.openxmlformats.org/drawingml/2006/main" xmlns:pic="http://schemas.openxmlformats.org/drawingml/2006/picture">
             <wp:extent cx="5940000" cy="4263026"/>
-            <wp:docPr id="5" name="Picture 5"/>
+            <wp:docPr id="6" name="Picture 6"/>
             <wp:cNvGraphicFramePr>
               <a:graphicFrameLocks noChangeAspect="1"/>
             </wp:cNvGraphicFramePr>
@@ -2057,104 +1644,6 @@
                 <pic:pic>
                   <pic:nvPicPr>
                     <pic:cNvPr id="0" name="10_catalog_editor.png"/>
-                    <pic:cNvPicPr/>
-                  </pic:nvPicPr>
-                  <pic:blipFill>
-                    <a:blip r:embed="rId14"/>
-                    <a:stretch>
-                      <a:fillRect/>
-                    </a:stretch>
-                  </pic:blipFill>
-                  <pic:spPr>
-                    <a:xfrm>
-                      <a:off x="0" y="0"/>
-                      <a:ext cx="5940000" cy="4263026"/>
-                    </a:xfrm>
-                    <a:prstGeom prst="rect"/>
-                  </pic:spPr>
-                </pic:pic>
-              </a:graphicData>
-            </a:graphic>
-          </wp:inline>
-        </w:drawing>
-      </w:r>
-    </w:p>
-    <w:p>
-      <w:pPr>
-        <w:pStyle w:val="Caption"/>
-      </w:pPr>
-      <w:r>
-        <w:t>Рисунок 5 - Форма редактирования услуги администратором</w:t>
-      </w:r>
-    </w:p>
-    <w:p>
-      <w:pPr>
-        <w:keepNext w:val="0"/>
-      </w:pPr>
-      <w:r>
-        <w:rPr>
-          <w:b w:val="0"/>
-          <w:sz w:val="28"/>
-        </w:rPr>
-        <w:t>Администратор добавляет, редактирует и удаляет услуги, выбирает КЕ и зависимости. Допустимые статусы: «Эксплуатируется», «Готова к эксплуатации», «Архив». Создание инцидента допускается только по эксплуатируемой услуге. Проверяются обязательные поля, существование КЕ, корректность статуса и запрет прямой зависимости услуги от самой себя.</w:t>
-      </w:r>
-    </w:p>
-    <w:p>
-      <w:pPr>
-        <w:keepNext w:val="0"/>
-      </w:pPr>
-      <w:r>
-        <w:rPr>
-          <w:b w:val="0"/>
-          <w:sz w:val="28"/>
-        </w:rPr>
-        <w:t>Сохранение услуги и её связей выполняется в транзакции. Проверка CRUD создала временную услугу, изменила описание статуса и связи и удалила её. При попытке удаления услуги с обращениями возвращается 409 с предложением архивирования. Сотрудник без административной роли не может изменить каталог через API.</w:t>
-      </w:r>
-    </w:p>
-    <w:p>
-      <w:pPr>
-        <w:pStyle w:val="Heading2"/>
-        <w:pageBreakBefore/>
-        <w:spacing w:after="280"/>
-      </w:pPr>
-      <w:bookmarkStart w:id="110" w:name="_TocUITU10"/>
-      <w:r>
-        <w:t>1.7 Модуль сообщений</w:t>
-      </w:r>
-      <w:bookmarkEnd w:id="110"/>
-    </w:p>
-    <w:p>
-      <w:pPr>
-        <w:keepNext/>
-      </w:pPr>
-      <w:r>
-        <w:rPr>
-          <w:b w:val="0"/>
-          <w:sz w:val="28"/>
-        </w:rPr>
-        <w:t>Результат представлен на рисунке 6.</w:t>
-      </w:r>
-    </w:p>
-    <w:p>
-      <w:pPr>
-        <w:keepNext/>
-        <w:spacing w:line="240" w:lineRule="auto"/>
-        <w:ind w:firstLine="0"/>
-        <w:jc w:val="center"/>
-      </w:pPr>
-      <w:r>
-        <w:drawing>
-          <wp:inline xmlns:a="http://schemas.openxmlformats.org/drawingml/2006/main" xmlns:pic="http://schemas.openxmlformats.org/drawingml/2006/picture">
-            <wp:extent cx="5940000" cy="4263026"/>
-            <wp:docPr id="6" name="Picture 6"/>
-            <wp:cNvGraphicFramePr>
-              <a:graphicFrameLocks noChangeAspect="1"/>
-            </wp:cNvGraphicFramePr>
-            <a:graphic>
-              <a:graphicData uri="http://schemas.openxmlformats.org/drawingml/2006/picture">
-                <pic:pic>
-                  <pic:nvPicPr>
-                    <pic:cNvPr id="0" name="09_messages.png"/>
                     <pic:cNvPicPr/>
                   </pic:nvPicPr>
                   <pic:blipFill>
@@ -2182,7 +1671,7 @@
         <w:pStyle w:val="Caption"/>
       </w:pPr>
       <w:r>
-        <w:t>Рисунок 6 - Реальный обмен сообщениями сотрудника и администратора</w:t>
+        <w:t>Рисунок 5 - Редактирование услуги, КЕ и зависимостей администратором</w:t>
       </w:r>
     </w:p>
     <w:p>
@@ -2194,7 +1683,80 @@
           <w:b w:val="0"/>
           <w:sz w:val="28"/>
         </w:rPr>
-        <w:t>Пользователь выбирает получателя, вводит текст и отправляет личное сообщение. История показывает отправителя, адресата, текст и время по Москве. Видны только сообщения, где текущий пользователь является отправителем или получателем; административная роль не предоставляет чтение чужой личной переписки.</w:t>
+        <w:t>Администратор создаёт, изменяет и удаляет услуги и связи в транзакции. Статусы: «Эксплуатируется», «Готова к эксплуатации», «Архив». Проверяются обязательные поля, существование КЕ и запрет зависимости услуги от самой себя. Удаление услуги с обращениями запрещено; вместо него используется архивирование. Сотрудник не может изменить каталог через API.</w:t>
+      </w:r>
+    </w:p>
+    <w:p>
+      <w:pPr>
+        <w:pStyle w:val="Heading3"/>
+        <w:spacing w:after="280"/>
+      </w:pPr>
+      <w:bookmarkStart w:id="108" w:name="_TocUITU8"/>
+      <w:r>
+        <w:t>2.4 Модуль Service Desk</w:t>
+      </w:r>
+      <w:bookmarkEnd w:id="108"/>
+    </w:p>
+    <w:p>
+      <w:pPr>
+        <w:keepNext/>
+      </w:pPr>
+      <w:r>
+        <w:rPr>
+          <w:b w:val="0"/>
+          <w:sz w:val="28"/>
+        </w:rPr>
+        <w:t>Результат представлен на рисунке 6.</w:t>
+      </w:r>
+    </w:p>
+    <w:p>
+      <w:pPr>
+        <w:keepNext/>
+        <w:spacing w:line="240" w:lineRule="auto"/>
+        <w:ind w:firstLine="0"/>
+        <w:jc w:val="center"/>
+      </w:pPr>
+      <w:r>
+        <w:drawing>
+          <wp:inline xmlns:a="http://schemas.openxmlformats.org/drawingml/2006/main" xmlns:pic="http://schemas.openxmlformats.org/drawingml/2006/picture">
+            <wp:extent cx="5040000" cy="3222678"/>
+            <wp:docPr id="7" name="Picture 7"/>
+            <wp:cNvGraphicFramePr>
+              <a:graphicFrameLocks noChangeAspect="1"/>
+            </wp:cNvGraphicFramePr>
+            <a:graphic>
+              <a:graphicData uri="http://schemas.openxmlformats.org/drawingml/2006/picture">
+                <pic:pic>
+                  <pic:nvPicPr>
+                    <pic:cNvPr id="0" name="04_incident_create.png"/>
+                    <pic:cNvPicPr/>
+                  </pic:nvPicPr>
+                  <pic:blipFill>
+                    <a:blip r:embed="rId16"/>
+                    <a:stretch>
+                      <a:fillRect/>
+                    </a:stretch>
+                  </pic:blipFill>
+                  <pic:spPr>
+                    <a:xfrm>
+                      <a:off x="0" y="0"/>
+                      <a:ext cx="5040000" cy="3222678"/>
+                    </a:xfrm>
+                    <a:prstGeom prst="rect"/>
+                  </pic:spPr>
+                </pic:pic>
+              </a:graphicData>
+            </a:graphic>
+          </wp:inline>
+        </w:drawing>
+      </w:r>
+    </w:p>
+    <w:p>
+      <w:pPr>
+        <w:pStyle w:val="Caption"/>
+      </w:pPr>
+      <w:r>
+        <w:t>Рисунок 6 - Создание обращения с приоритетом и связанной КЕ</w:t>
       </w:r>
     </w:p>
     <w:p>
@@ -2206,20 +1768,20 @@
           <w:b w:val="0"/>
           <w:sz w:val="28"/>
         </w:rPr>
-        <w:t>В браузерном сценарии представитель заказчика отправил подтверждение восстановления, администратор получил его и ответил. Отдельные проверки API подтвердили доставку, ответ, изоляцию третьего пользователя и отклонение пустого текста. Обновление переписки выполняется при открытии раздела и отправке; WebSocket, push-уведомления и фоновые уведомления не реализованы.</w:t>
+        <w:t>Сотрудник указывает тему, услугу, описание влияния, приоритет и связанные ресурсы. Доступны только КЕ выбранной услуги; новая карточка получает автора, время регистрации и статус «Новая». Пользователь видит свои обращения, поддержка и администратор - общую очередь по приоритету и FIFO внутри приоритета.</w:t>
       </w:r>
     </w:p>
     <w:p>
       <w:pPr>
-        <w:pStyle w:val="Heading2"/>
-        <w:pageBreakBefore/>
-        <w:spacing w:after="280"/>
+        <w:keepNext w:val="0"/>
       </w:pPr>
-      <w:bookmarkStart w:id="111" w:name="_TocUITU11"/>
       <w:r>
-        <w:t>1.8 Создание инцидента сотрудником</w:t>
+        <w:rPr>
+          <w:b w:val="0"/>
+          <w:sz w:val="28"/>
+        </w:rPr>
+        <w:t>SLA действует круглосуточно: P1 - 15 минут / 4 часа, P2 - 30 минут / 8 часов, P3 - 2 часа / 24 часа, P4 - 4 часа / 72 часа. Первое действие специалиста фиксирует реакцию; решение содержит описание и время восстановления. Изменение приоритета требует причины, новый срок рассчитывается от исходной регистрации. Ожидание не останавливает время.</w:t>
       </w:r>
-      <w:bookmarkEnd w:id="111"/>
     </w:p>
     <w:p>
       <w:pPr>
@@ -2243,8 +1805,8 @@
       <w:r>
         <w:drawing>
           <wp:inline xmlns:a="http://schemas.openxmlformats.org/drawingml/2006/main" xmlns:pic="http://schemas.openxmlformats.org/drawingml/2006/picture">
-            <wp:extent cx="5940000" cy="3798157"/>
-            <wp:docPr id="7" name="Picture 7"/>
+            <wp:extent cx="3600000" cy="5228485"/>
+            <wp:docPr id="8" name="Picture 8"/>
             <wp:cNvGraphicFramePr>
               <a:graphicFrameLocks noChangeAspect="1"/>
             </wp:cNvGraphicFramePr>
@@ -2252,11 +1814,11 @@
               <a:graphicData uri="http://schemas.openxmlformats.org/drawingml/2006/picture">
                 <pic:pic>
                   <pic:nvPicPr>
-                    <pic:cNvPr id="0" name="04_incident_create.png"/>
+                    <pic:cNvPr id="0" name="08_incident_closed.png"/>
                     <pic:cNvPicPr/>
                   </pic:nvPicPr>
                   <pic:blipFill>
-                    <a:blip r:embed="rId16"/>
+                    <a:blip r:embed="rId17"/>
                     <a:stretch>
                       <a:fillRect/>
                     </a:stretch>
@@ -2264,7 +1826,7 @@
                   <pic:spPr>
                     <a:xfrm>
                       <a:off x="0" y="0"/>
-                      <a:ext cx="5940000" cy="3798157"/>
+                      <a:ext cx="3600000" cy="5228485"/>
                     </a:xfrm>
                     <a:prstGeom prst="rect"/>
                   </pic:spPr>
@@ -2280,7 +1842,7 @@
         <w:pStyle w:val="Caption"/>
       </w:pPr>
       <w:r>
-        <w:t>Рисунок 7 - Регистрация инцидента с приоритетом и связанным ресурсом</w:t>
+        <w:t>Рисунок 7 - Карточка после подтверждения решения и закрытия</w:t>
       </w:r>
     </w:p>
     <w:p>
@@ -2292,7 +1854,7 @@
           <w:b w:val="0"/>
           <w:sz w:val="28"/>
         </w:rPr>
-        <w:t>Форма содержит тему, услугу, приоритет, список связанных ресурсов и описание влияния. КЕ выбираются только из ресурсов выбранной услуги; несоответствующая КЕ отклоняется сервером. При создании устанавливаются автор, время регистрации и статус «Новая».</w:t>
+        <w:t>Жизненный цикл: Новая → В работе → Ожидание → В работе → Решена → Закрыта. Заказчик может вернуть решённое обращение в работу; закрытое доступно только для чтения. Прямое закрытие новой карточки запрещено. История хранит автора, время, изменения статуса, приоритета и комментарии.</w:t>
       </w:r>
     </w:p>
     <w:p>
@@ -2304,7 +1866,7 @@
           <w:b w:val="0"/>
           <w:sz w:val="28"/>
         </w:rPr>
-        <w:t>Приоритеты соответствуют SLA: P1 - 15 минут / 4 часа, P2 - 30 минут / 8 часов, P3 - 2 часа / 24 часа, P4 - 4 часа / 72 часа. Сроки рассчитываются круглосуточно от регистрации. Обычный сотрудник получает список только своих обращений; чужой номер карточки не даёт доступа к её данным.</w:t>
+        <w:t>Браузерный сценарий подтвердил создание обращения о недоступности сервера разработки, назначение специалиста, запись решения и закрытие автором. Описание восстановления демонстрирует учёт действий: само приложение не исполняет команды vSphere и не управляет реальной производственной ВМ.</w:t>
       </w:r>
     </w:p>
     <w:p>
@@ -2313,11 +1875,11 @@
         <w:pageBreakBefore/>
         <w:spacing w:after="280"/>
       </w:pPr>
-      <w:bookmarkStart w:id="112" w:name="_TocUITU12"/>
+      <w:bookmarkStart w:id="109" w:name="_TocUITU9"/>
       <w:r>
-        <w:t>1.9 Очередь технической поддержки</w:t>
+        <w:t>3. Сценарии использования системы</w:t>
       </w:r>
-      <w:bookmarkEnd w:id="112"/>
+      <w:bookmarkEnd w:id="109"/>
     </w:p>
     <w:p>
       <w:pPr>
@@ -2341,8 +1903,8 @@
       <w:r>
         <w:drawing>
           <wp:inline xmlns:a="http://schemas.openxmlformats.org/drawingml/2006/main" xmlns:pic="http://schemas.openxmlformats.org/drawingml/2006/picture">
-            <wp:extent cx="5940000" cy="2737565"/>
-            <wp:docPr id="8" name="Picture 8"/>
+            <wp:extent cx="4680000" cy="5871273"/>
+            <wp:docPr id="9" name="Picture 9"/>
             <wp:cNvGraphicFramePr>
               <a:graphicFrameLocks noChangeAspect="1"/>
             </wp:cNvGraphicFramePr>
@@ -2350,11 +1912,11 @@
               <a:graphicData uri="http://schemas.openxmlformats.org/drawingml/2006/picture">
                 <pic:pic>
                   <pic:nvPicPr>
-                    <pic:cNvPr id="0" name="06_incident_queue.png"/>
+                    <pic:cNvPr id="0" name="itsm_use_case.png"/>
                     <pic:cNvPicPr/>
                   </pic:nvPicPr>
                   <pic:blipFill>
-                    <a:blip r:embed="rId17"/>
+                    <a:blip r:embed="rId18"/>
                     <a:stretch>
                       <a:fillRect/>
                     </a:stretch>
@@ -2362,7 +1924,7 @@
                   <pic:spPr>
                     <a:xfrm>
                       <a:off x="0" y="0"/>
-                      <a:ext cx="5940000" cy="2737565"/>
+                      <a:ext cx="4680000" cy="5871273"/>
                     </a:xfrm>
                     <a:prstGeom prst="rect"/>
                   </pic:spPr>
@@ -2378,7 +1940,7 @@
         <w:pStyle w:val="Caption"/>
       </w:pPr>
       <w:r>
-        <w:t>Рисунок 8 - Очередь инцидентов технической поддержки</w:t>
+        <w:t>Рисунок 8 - Диаграмма вариантов использования UML</w:t>
       </w:r>
     </w:p>
     <w:p>
@@ -2390,7 +1952,7 @@
           <w:b w:val="0"/>
           <w:sz w:val="28"/>
         </w:rPr>
-        <w:t>Поддержка и администратор видят общую очередь с автором, услугой, приоритетом, статусом и сроком решения. Сортировка выполняется по P1-P4, затем по времени и номеру регистрации, что реализует FIFO внутри приоритета. Показатель нарушения рассчитывается сравнением времени решения или текущего времени с дедлайном.</w:t>
+        <w:t>Представлены три роли и семь вариантов использования: сотруднику доступны UC1-UC4, поддержке - UC1, UC2, UC4 и UC5, администратору - общие действия, обработка инцидентов, изменение каталога и управление правами. Сценарии диаграммы связаны с проверками в следующем разделе.</w:t>
       </w:r>
     </w:p>
     <w:p>
@@ -2402,19 +1964,7 @@
           <w:b w:val="0"/>
           <w:sz w:val="28"/>
         </w:rPr>
-        <w:t>Специалист открывает карточку, назначает исполнителя из поддержки или администраторов и принимает обращение в работу. Первое действие специалиста фиксирует responded_at. История содержит автора, время, старый и новый статус, приоритет и комментарий. Повышение или снижение приоритета требует причины и не сбрасывает исходное время.</w:t>
-      </w:r>
-    </w:p>
-    <w:p>
-      <w:pPr>
-        <w:keepNext w:val="0"/>
-      </w:pPr>
-      <w:r>
-        <w:rPr>
-          <w:b w:val="0"/>
-          <w:sz w:val="28"/>
-        </w:rPr>
-        <w:t>В браузере проверено обращение о недоступности сервера разработки, которому сотрудник назначил P1. Этот приоритет принят для демонстрации полного цикла и не является результатом измерения реальной критичности производственной инфраструктуры.</w:t>
+        <w:t>Ассоциации обозначают разрешённые действия. Редактируемые исходники обеих схем сохранены в diagrams/*.drawio.</w:t>
       </w:r>
     </w:p>
     <w:p>
@@ -2423,305 +1973,11 @@
         <w:pageBreakBefore/>
         <w:spacing w:after="280"/>
       </w:pPr>
-      <w:bookmarkStart w:id="113" w:name="_TocUITU13"/>
+      <w:bookmarkStart w:id="110" w:name="_TocUITU10"/>
       <w:r>
-        <w:t>1.10 Карточка и решение инцидента</w:t>
+        <w:t>4. Результаты тестирования</w:t>
       </w:r>
-      <w:bookmarkEnd w:id="113"/>
-    </w:p>
-    <w:p>
-      <w:pPr>
-        <w:keepNext/>
-      </w:pPr>
-      <w:r>
-        <w:rPr>
-          <w:b w:val="0"/>
-          <w:sz w:val="28"/>
-        </w:rPr>
-        <w:t>Результат представлен на рисунке 9.</w:t>
-      </w:r>
-    </w:p>
-    <w:p>
-      <w:pPr>
-        <w:keepNext/>
-        <w:spacing w:line="240" w:lineRule="auto"/>
-        <w:ind w:firstLine="0"/>
-        <w:jc w:val="center"/>
-      </w:pPr>
-      <w:r>
-        <w:drawing>
-          <wp:inline xmlns:a="http://schemas.openxmlformats.org/drawingml/2006/main" xmlns:pic="http://schemas.openxmlformats.org/drawingml/2006/picture">
-            <wp:extent cx="3600000" cy="5228485"/>
-            <wp:docPr id="9" name="Picture 9"/>
-            <wp:cNvGraphicFramePr>
-              <a:graphicFrameLocks noChangeAspect="1"/>
-            </wp:cNvGraphicFramePr>
-            <a:graphic>
-              <a:graphicData uri="http://schemas.openxmlformats.org/drawingml/2006/picture">
-                <pic:pic>
-                  <pic:nvPicPr>
-                    <pic:cNvPr id="0" name="07_incident_resolved.png"/>
-                    <pic:cNvPicPr/>
-                  </pic:nvPicPr>
-                  <pic:blipFill>
-                    <a:blip r:embed="rId18"/>
-                    <a:stretch>
-                      <a:fillRect/>
-                    </a:stretch>
-                  </pic:blipFill>
-                  <pic:spPr>
-                    <a:xfrm>
-                      <a:off x="0" y="0"/>
-                      <a:ext cx="3600000" cy="5228485"/>
-                    </a:xfrm>
-                    <a:prstGeom prst="rect"/>
-                  </pic:spPr>
-                </pic:pic>
-              </a:graphicData>
-            </a:graphic>
-          </wp:inline>
-        </w:drawing>
-      </w:r>
-    </w:p>
-    <w:p>
-      <w:pPr>
-        <w:pStyle w:val="Caption"/>
-      </w:pPr>
-      <w:r>
-        <w:t>Рисунок 9 - Карточка после решения: сроки, исполнитель и результат</w:t>
-      </w:r>
-    </w:p>
-    <w:p>
-      <w:pPr>
-        <w:keepNext w:val="0"/>
-      </w:pPr>
-      <w:r>
-        <w:rPr>
-          <w:b w:val="0"/>
-          <w:sz w:val="28"/>
-        </w:rPr>
-        <w:t>Карточка объединяет описание, автора, услугу, назначенного специалиста, КЕ, время регистрации, первой реакции, дедлайны, решение и историю. Время обработки показывается в минутах и секундах от регистрации до решения либо до текущего момента для открытой заявки.</w:t>
-      </w:r>
-    </w:p>
-    <w:p>
-      <w:pPr>
-        <w:keepNext w:val="0"/>
-      </w:pPr>
-      <w:r>
-        <w:rPr>
-          <w:b w:val="0"/>
-          <w:sz w:val="28"/>
-        </w:rPr>
-        <w:t>Переход в «Решена» требует непустого описания результата. Напрямую закрыть новую заявку нельзя. Статус «Ожидание» разрешён только после принятия в работу; часы SLA продолжают идти. На снимке сохранено описание учебного восстановления сетевой конфигурации; приложение учитывает действия специалистов, но само не выполняет команды vSphere.</w:t>
-      </w:r>
-    </w:p>
-    <w:p>
-      <w:pPr>
-        <w:pStyle w:val="Heading2"/>
-        <w:pageBreakBefore/>
-        <w:spacing w:after="280"/>
-      </w:pPr>
-      <w:bookmarkStart w:id="114" w:name="_TocUITU14"/>
-      <w:r>
-        <w:t>1.11 Приёмка и завершение обращения</w:t>
-      </w:r>
-      <w:bookmarkEnd w:id="114"/>
-    </w:p>
-    <w:p>
-      <w:pPr>
-        <w:keepNext/>
-      </w:pPr>
-      <w:r>
-        <w:rPr>
-          <w:b w:val="0"/>
-          <w:sz w:val="28"/>
-        </w:rPr>
-        <w:t>Результат представлен на рисунке 10.</w:t>
-      </w:r>
-    </w:p>
-    <w:p>
-      <w:pPr>
-        <w:keepNext/>
-        <w:spacing w:line="240" w:lineRule="auto"/>
-        <w:ind w:firstLine="0"/>
-        <w:jc w:val="center"/>
-      </w:pPr>
-      <w:r>
-        <w:drawing>
-          <wp:inline xmlns:a="http://schemas.openxmlformats.org/drawingml/2006/main" xmlns:pic="http://schemas.openxmlformats.org/drawingml/2006/picture">
-            <wp:extent cx="3600000" cy="5228485"/>
-            <wp:docPr id="10" name="Picture 10"/>
-            <wp:cNvGraphicFramePr>
-              <a:graphicFrameLocks noChangeAspect="1"/>
-            </wp:cNvGraphicFramePr>
-            <a:graphic>
-              <a:graphicData uri="http://schemas.openxmlformats.org/drawingml/2006/picture">
-                <pic:pic>
-                  <pic:nvPicPr>
-                    <pic:cNvPr id="0" name="08_incident_closed.png"/>
-                    <pic:cNvPicPr/>
-                  </pic:nvPicPr>
-                  <pic:blipFill>
-                    <a:blip r:embed="rId19"/>
-                    <a:stretch>
-                      <a:fillRect/>
-                    </a:stretch>
-                  </pic:blipFill>
-                  <pic:spPr>
-                    <a:xfrm>
-                      <a:off x="0" y="0"/>
-                      <a:ext cx="3600000" cy="5228485"/>
-                    </a:xfrm>
-                    <a:prstGeom prst="rect"/>
-                  </pic:spPr>
-                </pic:pic>
-              </a:graphicData>
-            </a:graphic>
-          </wp:inline>
-        </w:drawing>
-      </w:r>
-    </w:p>
-    <w:p>
-      <w:pPr>
-        <w:pStyle w:val="Caption"/>
-      </w:pPr>
-      <w:r>
-        <w:t>Рисунок 10 - Закрытая заявка после подтверждения заказчиком</w:t>
-      </w:r>
-    </w:p>
-    <w:p>
-      <w:pPr>
-        <w:keepNext w:val="0"/>
-      </w:pPr>
-      <w:r>
-        <w:rPr>
-          <w:b w:val="0"/>
-          <w:sz w:val="28"/>
-        </w:rPr>
-        <w:t>Автор решённой заявки может подтвердить результат и закрыть её либо вернуть в работу. При возврате время решения очищается, история остаётся, а новый срок по-прежнему привязан к исходной регистрации. Закрытая карточка доступна для чтения, изменение её статуса запрещено.</w:t>
-      </w:r>
-    </w:p>
-    <w:p>
-      <w:pPr>
-        <w:keepNext w:val="0"/>
-      </w:pPr>
-      <w:r>
-        <w:rPr>
-          <w:b w:val="0"/>
-          <w:sz w:val="28"/>
-        </w:rPr>
-        <w:t>Браузерный сценарий завершился закрытием тем сотрудником, который создал инцидент. Изоляция доступа и запрещённые переходы дополнительно проверены через API. Автоматическое закрытие по тайм-ауту и приостановка SLA не реализованы, что соответствует принятой учебной модели.</w:t>
-      </w:r>
-    </w:p>
-    <w:p>
-      <w:pPr>
-        <w:pStyle w:val="Heading2"/>
-        <w:pageBreakBefore/>
-        <w:spacing w:after="280"/>
-      </w:pPr>
-      <w:bookmarkStart w:id="115" w:name="_TocUITU15"/>
-      <w:r>
-        <w:t>1.12 UML Use Case и основание сценариев</w:t>
-      </w:r>
-      <w:bookmarkEnd w:id="115"/>
-    </w:p>
-    <w:p>
-      <w:pPr>
-        <w:keepNext/>
-      </w:pPr>
-      <w:r>
-        <w:rPr>
-          <w:b w:val="0"/>
-          <w:sz w:val="28"/>
-        </w:rPr>
-        <w:t>Результат представлен на рисунке 11.</w:t>
-      </w:r>
-    </w:p>
-    <w:p>
-      <w:pPr>
-        <w:keepNext/>
-        <w:spacing w:line="240" w:lineRule="auto"/>
-        <w:ind w:firstLine="0"/>
-        <w:jc w:val="center"/>
-      </w:pPr>
-      <w:r>
-        <w:drawing>
-          <wp:inline xmlns:a="http://schemas.openxmlformats.org/drawingml/2006/main" xmlns:pic="http://schemas.openxmlformats.org/drawingml/2006/picture">
-            <wp:extent cx="5940000" cy="4232250"/>
-            <wp:docPr id="11" name="Picture 11"/>
-            <wp:cNvGraphicFramePr>
-              <a:graphicFrameLocks noChangeAspect="1"/>
-            </wp:cNvGraphicFramePr>
-            <a:graphic>
-              <a:graphicData uri="http://schemas.openxmlformats.org/drawingml/2006/picture">
-                <pic:pic>
-                  <pic:nvPicPr>
-                    <pic:cNvPr id="0" name="itsm_use_case.png"/>
-                    <pic:cNvPicPr/>
-                  </pic:nvPicPr>
-                  <pic:blipFill>
-                    <a:blip r:embed="rId20"/>
-                    <a:stretch>
-                      <a:fillRect/>
-                    </a:stretch>
-                  </pic:blipFill>
-                  <pic:spPr>
-                    <a:xfrm>
-                      <a:off x="0" y="0"/>
-                      <a:ext cx="5940000" cy="4232250"/>
-                    </a:xfrm>
-                    <a:prstGeom prst="rect"/>
-                  </pic:spPr>
-                </pic:pic>
-              </a:graphicData>
-            </a:graphic>
-          </wp:inline>
-        </w:drawing>
-      </w:r>
-    </w:p>
-    <w:p>
-      <w:pPr>
-        <w:pStyle w:val="Caption"/>
-      </w:pPr>
-      <w:r>
-        <w:t>Рисунок 11 - Диаграмма вариантов использования системы</w:t>
-      </w:r>
-    </w:p>
-    <w:p>
-      <w:pPr>
-        <w:keepNext w:val="0"/>
-      </w:pPr>
-      <w:r>
-        <w:rPr>
-          <w:b w:val="0"/>
-          <w:sz w:val="28"/>
-        </w:rPr>
-        <w:t>Сотрудник регистрируется и входит (UC1), просматривает каталог (UC2), создаёт и отслеживает собственные обращения (UC3), обменивается сообщениями (UC4). Поддержка дополнительно обрабатывает инциденты и контролирует SLA (UC5). Администратор управляет услугами и связями (UC6) и назначает права (UC7).</w:t>
-      </w:r>
-    </w:p>
-    <w:p>
-      <w:pPr>
-        <w:keepNext w:val="0"/>
-      </w:pPr>
-      <w:r>
-        <w:rPr>
-          <w:b w:val="0"/>
-          <w:sz w:val="28"/>
-        </w:rPr>
-        <w:t>Акторы обозначают системные роли, а не новые подразделения организации. Общие действия соединены с каждым применимым актором. Сценарий UC5 раскрывает назначение, восстановление и подтверждение; учёт сроков и истории выполняется системой при этих действиях. Редактируемый источник диаграммы сохранён в diagrams/itsm_use_case.drawio.</w:t>
-      </w:r>
-    </w:p>
-    <w:p>
-      <w:pPr>
-        <w:pStyle w:val="Heading2"/>
-        <w:pageBreakBefore/>
-        <w:spacing w:after="280"/>
-      </w:pPr>
-      <w:bookmarkStart w:id="116" w:name="_TocUITU16"/>
-      <w:r>
-        <w:t>1.13 План тестирования и условия запуска</w:t>
-      </w:r>
-      <w:bookmarkEnd w:id="116"/>
+      <w:bookmarkEnd w:id="110"/>
     </w:p>
     <w:p>
       <w:pPr>
@@ -3271,17 +2527,6 @@
           <w:b w:val="0"/>
           <w:sz w:val="28"/>
         </w:rPr>
-      </w:r>
-    </w:p>
-    <w:p>
-      <w:pPr>
-        <w:keepNext w:val="0"/>
-      </w:pPr>
-      <w:r>
-        <w:rPr>
-          <w:b w:val="0"/>
-          <w:sz w:val="28"/>
-        </w:rPr>
         <w:t>Тесты выполнялись в текущей облачной машине 22.10.2026 с реальным Apache, PHP и MariaDB. Модульные тесты не используют БД; проверки модулей через API используют отдельные тестовые учётные записи и временные данные. Браузерные проверки запущены в Chromium через Playwright и проверяют видимые результаты действий.</w:t>
       </w:r>
     </w:p>
@@ -3299,15 +2544,14 @@
     </w:p>
     <w:p>
       <w:pPr>
-        <w:pStyle w:val="Heading2"/>
-        <w:pageBreakBefore/>
+        <w:pStyle w:val="Heading3"/>
         <w:spacing w:after="280"/>
       </w:pPr>
-      <w:bookmarkStart w:id="117" w:name="_TocUITU17"/>
+      <w:bookmarkStart w:id="111" w:name="_TocUITU11"/>
       <w:r>
-        <w:t>1.14 Модульные тесты правил и времени</w:t>
+        <w:t>4.1 Модульные тесты правил и времени</w:t>
       </w:r>
-      <w:bookmarkEnd w:id="117"/>
+      <w:bookmarkEnd w:id="111"/>
     </w:p>
     <w:p>
       <w:pPr>
@@ -4627,31 +3871,19 @@
           <w:b w:val="0"/>
           <w:sz w:val="28"/>
         </w:rPr>
-      </w:r>
-    </w:p>
-    <w:p>
-      <w:pPr>
-        <w:keepNext w:val="0"/>
-      </w:pPr>
-      <w:r>
-        <w:rPr>
-          <w:b w:val="0"/>
-          <w:sz w:val="28"/>
-        </w:rPr>
         <w:t>Выполнено 10 тестов, ошибок и пропусков нет. Проверки расчёта детерминированы фиксированными датами, поэтому не зависят от скорости выполнения приложения. Исходник - tests/unit.php; исходные результаты - evidence/unit-results.json.</w:t>
       </w:r>
     </w:p>
     <w:p>
       <w:pPr>
-        <w:pStyle w:val="Heading2"/>
-        <w:pageBreakBefore/>
+        <w:pStyle w:val="Heading3"/>
         <w:spacing w:after="280"/>
       </w:pPr>
-      <w:bookmarkStart w:id="118" w:name="_TocUITU18"/>
+      <w:bookmarkStart w:id="112" w:name="_TocUITU12"/>
       <w:r>
-        <w:t>1.15 Проверки модуля каталога</w:t>
+        <w:t>4.2 Проверки модуля каталога</w:t>
       </w:r>
-      <w:bookmarkEnd w:id="118"/>
+      <w:bookmarkEnd w:id="112"/>
     </w:p>
     <w:p>
       <w:pPr>
@@ -5396,31 +4628,19 @@
           <w:b w:val="0"/>
           <w:sz w:val="28"/>
         </w:rPr>
-      </w:r>
-    </w:p>
-    <w:p>
-      <w:pPr>
-        <w:keepNext w:val="0"/>
-      </w:pPr>
-      <w:r>
-        <w:rPr>
-          <w:b w:val="0"/>
-          <w:sz w:val="28"/>
-        </w:rPr>
         <w:t>Сценарии проверяют не только HTTP-ответ: CRUD дополнительно подтверждает фактический статус, число КЕ, наличие зависимости и отсутствие удалённой услуги в новом списке. В браузере проверено открытие формы и сохранение исходных полей и зависимостей администратором.</w:t>
       </w:r>
     </w:p>
     <w:p>
       <w:pPr>
-        <w:pStyle w:val="Heading2"/>
-        <w:pageBreakBefore/>
+        <w:pStyle w:val="Heading3"/>
         <w:spacing w:after="280"/>
       </w:pPr>
-      <w:bookmarkStart w:id="119" w:name="_TocUITU19"/>
+      <w:bookmarkStart w:id="113" w:name="_TocUITU13"/>
       <w:r>
-        <w:t>1.16 Проверки модуля сообщений</w:t>
+        <w:t>4.3 Проверки модуля сообщений</w:t>
       </w:r>
-      <w:bookmarkEnd w:id="119"/>
+      <w:bookmarkEnd w:id="113"/>
     </w:p>
     <w:p>
       <w:pPr>
@@ -5935,31 +5155,19 @@
           <w:b w:val="0"/>
           <w:sz w:val="28"/>
         </w:rPr>
-      </w:r>
-    </w:p>
-    <w:p>
-      <w:pPr>
-        <w:keepNext w:val="0"/>
-      </w:pPr>
-      <w:r>
-        <w:rPr>
-          <w:b w:val="0"/>
-          <w:sz w:val="28"/>
-        </w:rPr>
         <w:t>Каждый тест использует уникальный маркер текста, поэтому обнаружение старого сообщения не может заменить успешную отправку текущего. Проверка приватности выполняется отдельной сессией пользователя, который не участвует в переписке. Браузер подтвердил обмен через реальные формы.</w:t>
       </w:r>
     </w:p>
     <w:p>
       <w:pPr>
-        <w:pStyle w:val="Heading2"/>
-        <w:pageBreakBefore/>
+        <w:pStyle w:val="Heading3"/>
         <w:spacing w:after="280"/>
       </w:pPr>
-      <w:bookmarkStart w:id="120" w:name="_TocUITU20"/>
+      <w:bookmarkStart w:id="114" w:name="_TocUITU14"/>
       <w:r>
-        <w:t>1.17 Проверки модуля Service Desk</w:t>
+        <w:t>4.4 Проверки модуля Service Desk</w:t>
       </w:r>
-      <w:bookmarkEnd w:id="120"/>
+      <w:bookmarkEnd w:id="114"/>
     </w:p>
     <w:p>
       <w:pPr>
@@ -6934,31 +6142,19 @@
           <w:b w:val="0"/>
           <w:sz w:val="28"/>
         </w:rPr>
-      </w:r>
-    </w:p>
-    <w:p>
-      <w:pPr>
-        <w:keepNext w:val="0"/>
-      </w:pPr>
-      <w:r>
-        <w:rPr>
-          <w:b w:val="0"/>
-          <w:sz w:val="28"/>
-        </w:rPr>
         <w:t>Проверки времени не подменяются ожиданием открытого порта: тест полного цикла читает карточку после переходов, проверяет временные отметки, статус и историю. Точный расчёт длительности и перехода суток отдельно покрывают U06-U10. Браузерный сценарий проверил создание, назначение, решение и закрытие автором.</w:t>
       </w:r>
     </w:p>
     <w:p>
       <w:pPr>
-        <w:pStyle w:val="Heading2"/>
-        <w:pageBreakBefore/>
+        <w:pStyle w:val="Heading3"/>
         <w:spacing w:after="280"/>
       </w:pPr>
-      <w:bookmarkStart w:id="121" w:name="_TocUITU21"/>
+      <w:bookmarkStart w:id="115" w:name="_TocUITU15"/>
       <w:r>
-        <w:t>1.18 Проверки аутентификации и доступа</w:t>
+        <w:t>4.5 Проверки аутентификации и доступа</w:t>
       </w:r>
-      <w:bookmarkEnd w:id="121"/>
+      <w:bookmarkEnd w:id="115"/>
     </w:p>
     <w:p>
       <w:pPr>
@@ -7703,31 +6899,19 @@
           <w:b w:val="0"/>
           <w:sz w:val="28"/>
         </w:rPr>
-      </w:r>
-    </w:p>
-    <w:p>
-      <w:pPr>
-        <w:keepNext w:val="0"/>
-      </w:pPr>
-      <w:r>
-        <w:rPr>
-          <w:b w:val="0"/>
-          <w:sz w:val="28"/>
-        </w:rPr>
         <w:t>Все 20 проверок API завершились успешно: 0 ошибок, 0 неудач, 0 пропусков. Они являются проверками модулей с реальным сервером и БД, а не изолированными модульными тестами. Такой уровень проверки позволяет подтвердить запись данных, работу сессии и серверные ограничения.</w:t>
       </w:r>
     </w:p>
     <w:p>
       <w:pPr>
-        <w:pStyle w:val="Heading2"/>
-        <w:pageBreakBefore/>
+        <w:pStyle w:val="Heading3"/>
         <w:spacing w:after="280"/>
       </w:pPr>
-      <w:bookmarkStart w:id="122" w:name="_TocUITU22"/>
+      <w:bookmarkStart w:id="116" w:name="_TocUITU16"/>
       <w:r>
-        <w:t>1.19 Браузерная проверка и доказательства</w:t>
+        <w:t>4.6 Браузерная проверка</w:t>
       </w:r>
-      <w:bookmarkEnd w:id="122"/>
+      <w:bookmarkEnd w:id="116"/>
     </w:p>
     <w:p>
       <w:pPr>
@@ -9392,17 +8576,6 @@
           <w:b w:val="0"/>
           <w:sz w:val="28"/>
         </w:rPr>
-      </w:r>
-    </w:p>
-    <w:p>
-      <w:pPr>
-        <w:keepNext w:val="0"/>
-      </w:pPr>
-      <w:r>
-        <w:rPr>
-          <w:b w:val="0"/>
-          <w:sz w:val="28"/>
-        </w:rPr>
         <w:t>Выполнено 13 браузерных проверок, ошибок JavaScript не обнаружено. Сохранены 11 полных снимков интерфейса; в отчёте использованы их фрагменты для улучшения читаемости. Оригиналы находятся в evidence/screenshots. Файл browser-results.json содержит время запуска и номер проверенного инцидента.</w:t>
       </w:r>
     </w:p>
@@ -9420,18 +8593,6 @@
     </w:p>
     <w:p>
       <w:pPr>
-        <w:pStyle w:val="Heading2"/>
-        <w:pageBreakBefore/>
-        <w:spacing w:after="280"/>
-      </w:pPr>
-      <w:bookmarkStart w:id="123" w:name="_TocUITU23"/>
-      <w:r>
-        <w:t>1.20 Воспроизведение и границы реализации</w:t>
-      </w:r>
-      <w:bookmarkEnd w:id="123"/>
-    </w:p>
-    <w:p>
-      <w:pPr>
         <w:keepNext w:val="0"/>
       </w:pPr>
       <w:r>
@@ -9439,7 +8600,7 @@
           <w:b w:val="0"/>
           <w:sz w:val="28"/>
         </w:rPr>
-        <w:t>Запуск из корня репозитория: bash scripts/setup.sh устанавливает локальные зависимости; bash scripts/start.sh поднимает MariaDB, PHP FastCGI и Apache и проверяет ответ session API. Повторный запуск сохраняет каталог и не создаёт новые копии услуг. Для первого входа администратор создаётся командой, приведённой в README.md, с паролем через стандартный ввод.</w:t>
+        <w:t>Воспроизведение: bash scripts/setup.sh, затем bash scripts/start.sh. Проверки запускаются командами bash scripts/php.sh tests/unit.php, python tests/verify.py и python tests/browser.py. Остановка: bash scripts/stop.sh. Данные БД, сессии и пароли находятся в локальном игнорируемом каталоге.runtime.</w:t>
       </w:r>
     </w:p>
     <w:p>
@@ -9451,7 +8612,30 @@
           <w:b w:val="0"/>
           <w:sz w:val="28"/>
         </w:rPr>
-        <w:t>Проверки: bash scripts/php.sh tests/unit.php; python tests/verify.py; python tests/browser.py. Остановка выполняется bash scripts/stop.sh. Файлы БД, сессии и журналы находятся в.runtime и не включаются в Git. Схема БД хранится в app/schema.sql, бизнес-правила времени - в app/domain.php, API - в app/public/index.php.</w:t>
+        <w:t>Прототип реализует обязательные модули, роли, историю, связи услуг и КЕ и сроки обращений. Нагрузочные испытания, промышленная доступность, финансовые кредиты, автоматический анализ циклов зависимостей и интеграции с vSphere, Zabbix и Veeam не реализованы и не выдаются за результаты тестов.</w:t>
+      </w:r>
+    </w:p>
+    <w:p>
+      <w:pPr>
+        <w:pStyle w:val="Heading1"/>
+        <w:spacing w:after="280"/>
+      </w:pPr>
+      <w:bookmarkStart w:id="117" w:name="_TocUITU17"/>
+      <w:r>
+        <w:t>Вывод по работе</w:t>
+      </w:r>
+      <w:bookmarkEnd w:id="117"/>
+    </w:p>
+    <w:p>
+      <w:pPr>
+        <w:keepNext w:val="0"/>
+      </w:pPr>
+      <w:r>
+        <w:rPr>
+          <w:b w:val="0"/>
+          <w:sz w:val="28"/>
+        </w:rPr>
+        <w:t>Разработана и запущена ITSM-система ООО «ТехноСервис» на Apache, PHP и MariaDB. Реализованы аутентификация и роли, личная переписка, каталог с ресурсами и зависимостями, Service Desk с назначением, историей, сроками и подтверждением решения. Построены концептуальная схема и UML Use Case в оформлении предоставленного образца.</w:t>
       </w:r>
     </w:p>
     <w:p>
@@ -9463,187 +8647,7 @@
           <w:b w:val="0"/>
           <w:sz w:val="28"/>
         </w:rPr>
-        <w:t>Реализованы все три обязательных модуля и роли. Прототип работает в локальной учебной среде; БД использует только Unix-сокет, веб-сервер слушает loopback. Для промышленной эксплуатации потребуются TLS, защищённая конфигурация БД, резервное копирование приложения, ограничение частоты входа и эксплуатационный мониторинг. Нагрузочные и длительные испытания не проводились.</w:t>
-      </w:r>
-    </w:p>
-    <w:p>
-      <w:pPr>
-        <w:keepNext w:val="0"/>
-      </w:pPr>
-      <w:r>
-        <w:rPr>
-          <w:b w:val="0"/>
-          <w:sz w:val="28"/>
-        </w:rPr>
-        <w:t>Зависимости услуг и КЕ хранятся и редактируются; автоматический обход циклов зависимостей и вычисление влияния отказов не реализованы. Доступность услуг, RPO/RTO, финансовые кредиты, интеграции с Zabbix/vSphere/Veeam и аварийный импорт обращений остаются отдельными задачами. Их показатели из SLA не выдаются за измеренные приложением.</w:t>
-      </w:r>
-    </w:p>
-    <w:p>
-      <w:pPr>
-        <w:pStyle w:val="Heading1"/>
-        <w:spacing w:after="280"/>
-        <w:jc w:val="center"/>
-      </w:pPr>
-      <w:bookmarkStart w:id="124" w:name="_TocUITU24"/>
-      <w:r>
-        <w:t>ЗАКЛЮЧЕНИЕ</w:t>
-      </w:r>
-      <w:bookmarkEnd w:id="124"/>
-    </w:p>
-    <w:p>
-      <w:pPr>
-        <w:keepNext w:val="0"/>
-      </w:pPr>
-      <w:r>
-        <w:rPr>
-          <w:b w:val="0"/>
-          <w:sz w:val="28"/>
-        </w:rPr>
-        <w:t>Разработана и запущена ITSM-система ООО «ТехноСервис» на Apache, PHP и MariaDB. Реализованы регистрация, аутентификация и три роли, личная переписка, управление каталогом с КЕ и зависимостями, а также Service Desk с созданием, назначением, историей, сроками и подтверждением решения.</w:t>
-      </w:r>
-    </w:p>
-    <w:p>
-      <w:pPr>
-        <w:keepNext w:val="0"/>
-      </w:pPr>
-      <w:r>
-        <w:rPr>
-          <w:b w:val="0"/>
-          <w:sz w:val="28"/>
-        </w:rPr>
-        <w:t>Система продолжает единый проект: каталог и цены сохранены из работы №1, ресурсы - из работы №3, правила обработки - из SLA работы №4, логика действий согласована с моделями работы №5. Концептуальная схема и UML Use Case связывают архитектуру с пользовательскими сценариями.</w:t>
-      </w:r>
-    </w:p>
-    <w:p>
-      <w:pPr>
-        <w:keepNext w:val="0"/>
-      </w:pPr>
-      <w:r>
-        <w:rPr>
-          <w:b w:val="0"/>
-          <w:sz w:val="28"/>
-        </w:rPr>
-        <w:t>Фактически выполнены 10 модульных, 20 проверок API и 13 браузерных проверок; все прошли. Результаты и реальные снимки интерфейса сохранены вместе с исходниками. Проверки подтверждают работоспособность учебного прототипа, но не устанавливают производственную доступность или соответствие всем эксплуатационным условиям SLA.</w:t>
-      </w:r>
-    </w:p>
-    <w:p>
-      <w:pPr>
-        <w:pStyle w:val="Heading1"/>
-        <w:spacing w:after="280"/>
-        <w:jc w:val="center"/>
-      </w:pPr>
-      <w:bookmarkStart w:id="125" w:name="_TocUITU25"/>
-      <w:r>
-        <w:t>СПИСОК ИСПОЛЬЗОВАННЫХ ИСТОЧНИКОВ</w:t>
-      </w:r>
-      <w:bookmarkEnd w:id="125"/>
-    </w:p>
-    <w:p>
-      <w:pPr>
-        <w:keepNext w:val="0"/>
-      </w:pPr>
-      <w:r>
-        <w:rPr>
-          <w:b w:val="0"/>
-          <w:sz w:val="28"/>
-        </w:rPr>
-        <w:t>1. Управление информационно-технологическими услугами. Практическая работа №6: ITSM-система автоматизации бизнес-процессов организации: методические указания. - Учебный материал, предоставленный к заданию. - Текст: электронный.</w:t>
-      </w:r>
-    </w:p>
-    <w:p>
-      <w:pPr>
-        <w:keepNext w:val="0"/>
-      </w:pPr>
-      <w:r>
-        <w:rPr>
-          <w:b w:val="0"/>
-          <w:sz w:val="28"/>
-        </w:rPr>
-        <w:t>2. Тарасов, А. М. Предприятие как субъект оказания ИТ-услуг: отчёт по практической работе №1 / А. М. Тарасов, Д. М. Дементиевский, Б. М. Тыцкий. - Москва: РТУ МИРЭА, 2026. - 6 с. - Текст: электронный.</w:t>
-      </w:r>
-    </w:p>
-    <w:p>
-      <w:pPr>
-        <w:keepNext w:val="0"/>
-      </w:pPr>
-      <w:r>
-        <w:rPr>
-          <w:b w:val="0"/>
-          <w:sz w:val="28"/>
-        </w:rPr>
-        <w:t>3. Тарасов, А. М. Методологическая основа построения управляемых ИС: отчёт по практической работе №2 / А. М. Тарасов, Д. М. Дементиевский, Б. М. Тыцкий. - Москва: РТУ МИРЭА, 2026. - 4 с. - Текст: электронный.</w:t>
-      </w:r>
-    </w:p>
-    <w:p>
-      <w:pPr>
-        <w:keepNext w:val="0"/>
-      </w:pPr>
-      <w:r>
-        <w:rPr>
-          <w:b w:val="0"/>
-          <w:sz w:val="28"/>
-        </w:rPr>
-        <w:t>4. Тарасов, А. М. Методология обеспечения ценности ИТ-услуг: отчёт по практической работе №3 / А. М. Тарасов, Д. М. Дементиевский, Б. М. Тыцкий. - Москва: РТУ МИРЭА, 2026. - 9 с. - Текст: электронный.</w:t>
-      </w:r>
-    </w:p>
-    <w:p>
-      <w:pPr>
-        <w:keepNext w:val="0"/>
-      </w:pPr>
-      <w:r>
-        <w:rPr>
-          <w:b w:val="0"/>
-          <w:sz w:val="28"/>
-        </w:rPr>
-        <w:t>5. Тарасов, А. М. Соглашение об уровне обслуживания: отчёт по практической работе №4 / А. М. Тарасов, Д. М. Дементиевский, Б. М. Тыцкий. - Москва: РТУ МИРЭА, 2026. - Текст: электронный.</w:t>
-      </w:r>
-    </w:p>
-    <w:p>
-      <w:pPr>
-        <w:keepNext w:val="0"/>
-      </w:pPr>
-      <w:r>
-        <w:rPr>
-          <w:b w:val="0"/>
-          <w:sz w:val="28"/>
-        </w:rPr>
-        <w:t>6. Тарасов, А. М. Методология функционального моделирования IDEF0: отчёт по практической работе №5 / А. М. Тарасов, Д. М. Дементиевский, Б. М. Тыцкий. - Москва: РТУ МИРЭА, 2026. - Текст: электронный.</w:t>
-      </w:r>
-    </w:p>
-    <w:p>
-      <w:pPr>
-        <w:keepNext w:val="0"/>
-      </w:pPr>
-      <w:r>
-        <w:rPr>
-          <w:b w:val="0"/>
-          <w:sz w:val="28"/>
-        </w:rPr>
-        <w:t>7. Краткие рекомендации по ГОСТ 7.32-2017. Отчёт о научно-исследовательской работе. Структура и правила оформления. - Учебный материал, предоставленный к заданию. - 19 с. - Текст: электронный.</w:t>
-      </w:r>
-    </w:p>
-    <w:p>
-      <w:pPr>
-        <w:keepNext w:val="0"/>
-      </w:pPr>
-      <w:r>
-        <w:rPr>
-          <w:b w:val="0"/>
-          <w:sz w:val="28"/>
-        </w:rPr>
-        <w:t>8. PHP: PHP Data Objects - Manual. - URL: https://www.php.net/manual/en/book.pdo.php (дата обращения: 22.10.2026). - Текст: электронный.</w:t>
-      </w:r>
-    </w:p>
-    <w:p>
-      <w:pPr>
-        <w:keepNext w:val="0"/>
-      </w:pPr>
-      <w:r>
-        <w:rPr>
-          <w:b w:val="0"/>
-          <w:sz w:val="28"/>
-        </w:rPr>
-        <w:t>9. MariaDB Server Documentation. - URL: https://mariadb.com/docs/server (дата обращения: 22.10.2026). - Текст: электронный.</w:t>
+        <w:t>Выполнены 10 модульных тестов, 20 проверок API с реальной БД и 13 браузерных проверок. Все завершились успешно. Реальные снимки интерфейса, результаты и исходники включены в репозиторий. Реализация сохраняет каталог предприятия и согласована с SLA и функциональными моделями работ №4 и №5.</w:t>
       </w:r>
     </w:p>
     <w:sectPr>
@@ -10111,7 +9115,7 @@
       <w:pageBreakBefore/>
       <w:widowControl/>
       <w:spacing w:before="0" w:after="0" w:line="240" w:lineRule="auto"/>
-      <w:ind w:firstLine="0"/>
+      <w:ind w:firstLine="709"/>
       <w:outlineLvl w:val="0"/>
     </w:pPr>
     <w:rPr>
@@ -21769,7 +20773,7 @@
     <w:rPr>
       <w:rFonts w:ascii="Times New Roman" w:hAnsi="Times New Roman"/>
       <w:color w:val="000000"/>
-      <w:sz w:val="28"/>
+      <w:sz w:val="24"/>
     </w:rPr>
   </w:style>
   <w:style w:type="paragraph" w:customStyle="1" w:styleId="TOC2">
@@ -21781,12 +20785,29 @@
         <w:tab w:pos="9354" w:val="right" w:leader="dot"/>
       </w:tabs>
       <w:spacing w:line="240" w:lineRule="auto" w:before="0" w:after="0"/>
-      <w:ind w:left="283" w:firstLine="0"/>
+      <w:ind w:left="227" w:firstLine="0"/>
     </w:pPr>
     <w:rPr>
       <w:rFonts w:ascii="Times New Roman" w:hAnsi="Times New Roman"/>
       <w:color w:val="000000"/>
-      <w:sz w:val="28"/>
+      <w:sz w:val="24"/>
+    </w:rPr>
+  </w:style>
+  <w:style w:type="paragraph" w:customStyle="1" w:styleId="TOC3">
+    <w:name w:val="TOC 3"/>
+    <w:pPr>
+      <w:keepNext w:val="0"/>
+      <w:tabs>
+        <w:tab w:pos="9354" w:val="right" w:leader="dot"/>
+        <w:tab w:pos="9354" w:val="right" w:leader="dot"/>
+      </w:tabs>
+      <w:spacing w:line="240" w:lineRule="auto" w:before="0" w:after="0"/>
+      <w:ind w:left="454" w:firstLine="0"/>
+    </w:pPr>
+    <w:rPr>
+      <w:rFonts w:ascii="Times New Roman" w:hAnsi="Times New Roman"/>
+      <w:color w:val="000000"/>
+      <w:sz w:val="24"/>
     </w:rPr>
   </w:style>
 </w:styles>

--- a/reports/УИТУ_Практическая_6_ТехноСервис.docx
+++ b/reports/УИТУ_Практическая_6_ТехноСервис.docx
@@ -779,7 +779,7 @@
           <w:b w:val="0"/>
           <w:sz w:val="28"/>
         </w:rPr>
-        <w:t>Данные представлены в таблице 1.</w:t>
+        <w:t>Данные представлены в таблице 1.1.</w:t>
       </w:r>
     </w:p>
     <w:p>
@@ -794,7 +794,7 @@
           <w:b w:val="0"/>
           <w:sz w:val="28"/>
         </w:rPr>
-        <w:t>Таблица 1 - Структура данных</w:t>
+        <w:t>Таблица 1.1 - Структура данных</w:t>
       </w:r>
     </w:p>
     <w:tbl>
@@ -1988,7 +1988,7 @@
           <w:b w:val="0"/>
           <w:sz w:val="28"/>
         </w:rPr>
-        <w:t>Данные представлены в таблице 2.</w:t>
+        <w:t>Данные представлены в таблице 4.1.</w:t>
       </w:r>
     </w:p>
     <w:p>
@@ -2003,7 +2003,7 @@
           <w:b w:val="0"/>
           <w:sz w:val="28"/>
         </w:rPr>
-        <w:t>Таблица 2 - Связь Use Case и проверок</w:t>
+        <w:t>Таблица 4.1 - Связь Use Case и проверок</w:t>
       </w:r>
     </w:p>
     <w:tbl>
@@ -2562,7 +2562,7 @@
           <w:b w:val="0"/>
           <w:sz w:val="28"/>
         </w:rPr>
-        <w:t>Данные представлены в таблице 3.</w:t>
+        <w:t>Данные представлены в таблице 4.2.</w:t>
       </w:r>
     </w:p>
     <w:p>
@@ -2577,7 +2577,7 @@
           <w:b w:val="0"/>
           <w:sz w:val="28"/>
         </w:rPr>
-        <w:t>Таблица 3 - Фактические результаты U01-U10</w:t>
+        <w:t>Таблица 4.2 - Фактические результаты U01-U10</w:t>
       </w:r>
     </w:p>
     <w:tbl>
@@ -3894,7 +3894,7 @@
           <w:b w:val="0"/>
           <w:sz w:val="28"/>
         </w:rPr>
-        <w:t>Данные представлены в таблице 4.</w:t>
+        <w:t>Данные представлены в таблице 4.3.</w:t>
       </w:r>
     </w:p>
     <w:p>
@@ -3909,7 +3909,7 @@
           <w:b w:val="0"/>
           <w:sz w:val="28"/>
         </w:rPr>
-        <w:t>Таблица 4 - Каталог и зависимости</w:t>
+        <w:t>Таблица 4.3 - Каталог и зависимости</w:t>
       </w:r>
     </w:p>
     <w:tbl>
@@ -4651,7 +4651,7 @@
           <w:b w:val="0"/>
           <w:sz w:val="28"/>
         </w:rPr>
-        <w:t>Данные представлены в таблице 5.</w:t>
+        <w:t>Данные представлены в таблице 4.4.</w:t>
       </w:r>
     </w:p>
     <w:p>
@@ -4666,7 +4666,7 @@
           <w:b w:val="0"/>
           <w:sz w:val="28"/>
         </w:rPr>
-        <w:t>Таблица 5 - Переписка пользователей</w:t>
+        <w:t>Таблица 4.4 - Переписка пользователей</w:t>
       </w:r>
     </w:p>
     <w:tbl>
@@ -5178,7 +5178,7 @@
           <w:b w:val="0"/>
           <w:sz w:val="28"/>
         </w:rPr>
-        <w:t>Данные представлены в таблице 6.</w:t>
+        <w:t>Данные представлены в таблице 4.5.</w:t>
       </w:r>
     </w:p>
     <w:p>
@@ -5193,7 +5193,7 @@
           <w:b w:val="0"/>
           <w:sz w:val="28"/>
         </w:rPr>
-        <w:t>Таблица 6 - Обработка и изоляция инцидентов</w:t>
+        <w:t>Таблица 4.5 - Обработка и изоляция инцидентов</w:t>
       </w:r>
     </w:p>
     <w:tbl>
@@ -6165,7 +6165,7 @@
           <w:b w:val="0"/>
           <w:sz w:val="28"/>
         </w:rPr>
-        <w:t>Данные представлены в таблице 7.</w:t>
+        <w:t>Данные представлены в таблице 4.6.</w:t>
       </w:r>
     </w:p>
     <w:p>
@@ -6180,7 +6180,7 @@
           <w:b w:val="0"/>
           <w:sz w:val="28"/>
         </w:rPr>
-        <w:t>Таблица 7 - Сессии и права</w:t>
+        <w:t>Таблица 4.6 - Сессии и права</w:t>
       </w:r>
     </w:p>
     <w:tbl>
@@ -6922,7 +6922,7 @@
           <w:b w:val="0"/>
           <w:sz w:val="28"/>
         </w:rPr>
-        <w:t>Данные представлены в таблице 8.</w:t>
+        <w:t>Данные представлены в таблице 4.7.</w:t>
       </w:r>
     </w:p>
     <w:p>
@@ -6937,7 +6937,7 @@
           <w:b w:val="0"/>
           <w:sz w:val="28"/>
         </w:rPr>
-        <w:t>Таблица 8 - Сценарии реального интерфейса</w:t>
+        <w:t>Таблица 4.7 - Сценарии реального интерфейса</w:t>
       </w:r>
     </w:p>
     <w:tbl>
@@ -9859,8 +9859,9 @@
     </w:pPr>
     <w:rPr>
       <w:rFonts w:ascii="Times New Roman" w:hAnsi="Times New Roman" w:eastAsia="Times New Roman" w:cs="Times New Roman"/>
-      <w:b/>
+      <w:b w:val="0"/>
       <w:bCs/>
+      <w:i/>
       <w:color w:val="000000"/>
       <w:sz w:val="28"/>
       <w:szCs w:val="18"/>

--- a/reports/УИТУ_Практическая_6_ТехноСервис.docx
+++ b/reports/УИТУ_Практическая_6_ТехноСервис.docx
@@ -681,21 +681,36 @@
           <w:b w:val="0"/>
           <w:sz w:val="28"/>
         </w:rPr>
-        <w:t>Результат представлен на рисунке 1.</w:t>
+        <w:t>Результат представлен на рисунке 1.1.</w:t>
       </w:r>
     </w:p>
     <w:p>
       <w:pPr>
         <w:keepNext/>
-        <w:spacing w:line="240" w:lineRule="auto"/>
         <w:ind w:firstLine="0"/>
         <w:jc w:val="center"/>
       </w:pPr>
       <w:r>
+        <w:rPr>
+          <w:b w:val="0"/>
+          <w:sz w:val="28"/>
+        </w:rPr>
+      </w:r>
+    </w:p>
+    <w:p>
+      <w:pPr>
+        <w:keepNext/>
+        <w:keepLines/>
+        <w:spacing w:line="240" w:lineRule="auto"/>
+        <w:ind w:firstLine="0" w:left="0" w:right="0"/>
+        <w:jc w:val="center"/>
+      </w:pPr>
+      <w:r>
         <w:drawing>
-          <wp:inline xmlns:a="http://schemas.openxmlformats.org/drawingml/2006/main" xmlns:pic="http://schemas.openxmlformats.org/drawingml/2006/picture">
+          <wp:inline xmlns:a="http://schemas.openxmlformats.org/drawingml/2006/main" xmlns:pic="http://schemas.openxmlformats.org/drawingml/2006/picture" distT="0" distB="0" distL="0" distR="0">
             <wp:extent cx="5940000" cy="3960000"/>
-            <wp:docPr id="2" name="Picture 2"/>
+            <wp:effectExtent l="0" t="0" r="0" b="0"/>
+            <wp:docPr id="2" name="Picture 2" descr="Рисунок 1.1. Концептуальная модель ITSM-системы"/>
             <wp:cNvGraphicFramePr>
               <a:graphicFrameLocks noChangeAspect="1"/>
             </wp:cNvGraphicFramePr>
@@ -718,6 +733,12 @@
                       <a:ext cx="5940000" cy="3960000"/>
                     </a:xfrm>
                     <a:prstGeom prst="rect"/>
+                    <a:ln w="3175">
+                      <a:solidFill>
+                        <a:srgbClr val="000000"/>
+                      </a:solidFill>
+                      <a:prstDash val="solid"/>
+                    </a:ln>
                   </pic:spPr>
                 </pic:pic>
               </a:graphicData>
@@ -729,9 +750,24 @@
     <w:p>
       <w:pPr>
         <w:pStyle w:val="Caption"/>
+        <w:keepNext/>
+        <w:keepLines/>
       </w:pPr>
       <w:r>
-        <w:t>Рисунок 1 - Концептуальная модель ITSM-системы</w:t>
+        <w:t>Рисунок 1.1 — Концептуальная модель ITSM-системы</w:t>
+      </w:r>
+    </w:p>
+    <w:p>
+      <w:pPr>
+        <w:keepNext w:val="0"/>
+        <w:ind w:firstLine="0"/>
+        <w:jc w:val="center"/>
+      </w:pPr>
+      <w:r>
+        <w:rPr>
+          <w:b w:val="0"/>
+          <w:sz w:val="28"/>
+        </w:rPr>
       </w:r>
     </w:p>
     <w:p>
@@ -1353,21 +1389,36 @@
           <w:b w:val="0"/>
           <w:sz w:val="28"/>
         </w:rPr>
-        <w:t>Результат представлен на рисунке 2.</w:t>
+        <w:t>Результат представлен на рисунке 2.1.</w:t>
       </w:r>
     </w:p>
     <w:p>
       <w:pPr>
         <w:keepNext/>
-        <w:spacing w:line="240" w:lineRule="auto"/>
         <w:ind w:firstLine="0"/>
         <w:jc w:val="center"/>
       </w:pPr>
       <w:r>
+        <w:rPr>
+          <w:b w:val="0"/>
+          <w:sz w:val="28"/>
+        </w:rPr>
+      </w:r>
+    </w:p>
+    <w:p>
+      <w:pPr>
+        <w:keepNext/>
+        <w:keepLines/>
+        <w:spacing w:line="240" w:lineRule="auto"/>
+        <w:ind w:firstLine="0" w:left="0" w:right="0"/>
+        <w:jc w:val="center"/>
+      </w:pPr>
+      <w:r>
         <w:drawing>
-          <wp:inline xmlns:a="http://schemas.openxmlformats.org/drawingml/2006/main" xmlns:pic="http://schemas.openxmlformats.org/drawingml/2006/picture">
+          <wp:inline xmlns:a="http://schemas.openxmlformats.org/drawingml/2006/main" xmlns:pic="http://schemas.openxmlformats.org/drawingml/2006/picture" distT="0" distB="0" distL="0" distR="0">
             <wp:extent cx="3600000" cy="5000000"/>
-            <wp:docPr id="3" name="Picture 3"/>
+            <wp:effectExtent l="0" t="0" r="0" b="0"/>
+            <wp:docPr id="3" name="Picture 3" descr="Рисунок 2.1. Форма входа в работающую ITSM-систему"/>
             <wp:cNvGraphicFramePr>
               <a:graphicFrameLocks noChangeAspect="1"/>
             </wp:cNvGraphicFramePr>
@@ -1390,6 +1441,12 @@
                       <a:ext cx="3600000" cy="5000000"/>
                     </a:xfrm>
                     <a:prstGeom prst="rect"/>
+                    <a:ln w="3175">
+                      <a:solidFill>
+                        <a:srgbClr val="000000"/>
+                      </a:solidFill>
+                      <a:prstDash val="solid"/>
+                    </a:ln>
                   </pic:spPr>
                 </pic:pic>
               </a:graphicData>
@@ -1401,9 +1458,24 @@
     <w:p>
       <w:pPr>
         <w:pStyle w:val="Caption"/>
+        <w:keepNext/>
+        <w:keepLines/>
       </w:pPr>
       <w:r>
-        <w:t>Рисунок 2 - Форма входа в работающую ITSM-систему</w:t>
+        <w:t>Рисунок 2.1 — Форма входа в работающую ITSM-систему</w:t>
+      </w:r>
+    </w:p>
+    <w:p>
+      <w:pPr>
+        <w:keepNext w:val="0"/>
+        <w:ind w:firstLine="0"/>
+        <w:jc w:val="center"/>
+      </w:pPr>
+      <w:r>
+        <w:rPr>
+          <w:b w:val="0"/>
+          <w:sz w:val="28"/>
+        </w:rPr>
       </w:r>
     </w:p>
     <w:p>
@@ -1450,21 +1522,36 @@
           <w:b w:val="0"/>
           <w:sz w:val="28"/>
         </w:rPr>
-        <w:t>Результат представлен на рисунке 3.</w:t>
+        <w:t>Результат представлен на рисунке 2.2.</w:t>
       </w:r>
     </w:p>
     <w:p>
       <w:pPr>
         <w:keepNext/>
-        <w:spacing w:line="240" w:lineRule="auto"/>
         <w:ind w:firstLine="0"/>
         <w:jc w:val="center"/>
       </w:pPr>
       <w:r>
+        <w:rPr>
+          <w:b w:val="0"/>
+          <w:sz w:val="28"/>
+        </w:rPr>
+      </w:r>
+    </w:p>
+    <w:p>
+      <w:pPr>
+        <w:keepNext/>
+        <w:keepLines/>
+        <w:spacing w:line="240" w:lineRule="auto"/>
+        <w:ind w:firstLine="0" w:left="0" w:right="0"/>
+        <w:jc w:val="center"/>
+      </w:pPr>
+      <w:r>
         <w:drawing>
-          <wp:inline xmlns:a="http://schemas.openxmlformats.org/drawingml/2006/main" xmlns:pic="http://schemas.openxmlformats.org/drawingml/2006/picture">
+          <wp:inline xmlns:a="http://schemas.openxmlformats.org/drawingml/2006/main" xmlns:pic="http://schemas.openxmlformats.org/drawingml/2006/picture" distT="0" distB="0" distL="0" distR="0">
             <wp:extent cx="5400000" cy="3875478"/>
-            <wp:docPr id="4" name="Picture 4"/>
+            <wp:effectExtent l="0" t="0" r="0" b="0"/>
+            <wp:docPr id="4" name="Picture 4" descr="Рисунок 2.2. Отправка, получение и ответ в личной переписке"/>
             <wp:cNvGraphicFramePr>
               <a:graphicFrameLocks noChangeAspect="1"/>
             </wp:cNvGraphicFramePr>
@@ -1487,6 +1574,12 @@
                       <a:ext cx="5400000" cy="3875478"/>
                     </a:xfrm>
                     <a:prstGeom prst="rect"/>
+                    <a:ln w="3175">
+                      <a:solidFill>
+                        <a:srgbClr val="000000"/>
+                      </a:solidFill>
+                      <a:prstDash val="solid"/>
+                    </a:ln>
                   </pic:spPr>
                 </pic:pic>
               </a:graphicData>
@@ -1498,9 +1591,24 @@
     <w:p>
       <w:pPr>
         <w:pStyle w:val="Caption"/>
+        <w:keepNext/>
+        <w:keepLines/>
       </w:pPr>
       <w:r>
-        <w:t>Рисунок 3 - Отправка, получение и ответ в личной переписке</w:t>
+        <w:t>Рисунок 2.2 — Отправка, получение и ответ в личной переписке</w:t>
+      </w:r>
+    </w:p>
+    <w:p>
+      <w:pPr>
+        <w:keepNext w:val="0"/>
+        <w:ind w:firstLine="0"/>
+        <w:jc w:val="center"/>
+      </w:pPr>
+      <w:r>
+        <w:rPr>
+          <w:b w:val="0"/>
+          <w:sz w:val="28"/>
+        </w:rPr>
       </w:r>
     </w:p>
     <w:p>
@@ -1547,21 +1655,36 @@
           <w:b w:val="0"/>
           <w:sz w:val="28"/>
         </w:rPr>
-        <w:t>Результат представлен на рисунке 4.</w:t>
+        <w:t>Результат представлен на рисунке 2.3.</w:t>
       </w:r>
     </w:p>
     <w:p>
       <w:pPr>
         <w:keepNext/>
-        <w:spacing w:line="240" w:lineRule="auto"/>
         <w:ind w:firstLine="0"/>
         <w:jc w:val="center"/>
       </w:pPr>
       <w:r>
+        <w:rPr>
+          <w:b w:val="0"/>
+          <w:sz w:val="28"/>
+        </w:rPr>
+      </w:r>
+    </w:p>
+    <w:p>
+      <w:pPr>
+        <w:keepNext/>
+        <w:keepLines/>
+        <w:spacing w:line="240" w:lineRule="auto"/>
+        <w:ind w:firstLine="0" w:left="0" w:right="0"/>
+        <w:jc w:val="center"/>
+      </w:pPr>
+      <w:r>
         <w:drawing>
-          <wp:inline xmlns:a="http://schemas.openxmlformats.org/drawingml/2006/main" xmlns:pic="http://schemas.openxmlformats.org/drawingml/2006/picture">
+          <wp:inline xmlns:a="http://schemas.openxmlformats.org/drawingml/2006/main" xmlns:pic="http://schemas.openxmlformats.org/drawingml/2006/picture" distT="0" distB="0" distL="0" distR="0">
             <wp:extent cx="4320000" cy="3126109"/>
-            <wp:docPr id="5" name="Picture 5"/>
+            <wp:effectExtent l="0" t="0" r="0" b="0"/>
+            <wp:docPr id="5" name="Picture 5" descr="Рисунок 2.3. Карточка услуги и связанных ресурсов"/>
             <wp:cNvGraphicFramePr>
               <a:graphicFrameLocks noChangeAspect="1"/>
             </wp:cNvGraphicFramePr>
@@ -1584,6 +1707,12 @@
                       <a:ext cx="4320000" cy="3126109"/>
                     </a:xfrm>
                     <a:prstGeom prst="rect"/>
+                    <a:ln w="3175">
+                      <a:solidFill>
+                        <a:srgbClr val="000000"/>
+                      </a:solidFill>
+                      <a:prstDash val="solid"/>
+                    </a:ln>
                   </pic:spPr>
                 </pic:pic>
               </a:graphicData>
@@ -1595,9 +1724,24 @@
     <w:p>
       <w:pPr>
         <w:pStyle w:val="Caption"/>
+        <w:keepNext/>
+        <w:keepLines/>
       </w:pPr>
       <w:r>
-        <w:t>Рисунок 4 - Карточка услуги и связанных ресурсов</w:t>
+        <w:t>Рисунок 2.3 — Карточка услуги и связанных ресурсов</w:t>
+      </w:r>
+    </w:p>
+    <w:p>
+      <w:pPr>
+        <w:keepNext w:val="0"/>
+        <w:ind w:firstLine="0"/>
+        <w:jc w:val="center"/>
+      </w:pPr>
+      <w:r>
+        <w:rPr>
+          <w:b w:val="0"/>
+          <w:sz w:val="28"/>
+        </w:rPr>
       </w:r>
     </w:p>
     <w:p>
@@ -1621,21 +1765,36 @@
           <w:b w:val="0"/>
           <w:sz w:val="28"/>
         </w:rPr>
-        <w:t>Результат представлен на рисунке 5.</w:t>
+        <w:t>Результат представлен на рисунке 2.4.</w:t>
       </w:r>
     </w:p>
     <w:p>
       <w:pPr>
         <w:keepNext/>
-        <w:spacing w:line="240" w:lineRule="auto"/>
         <w:ind w:firstLine="0"/>
         <w:jc w:val="center"/>
       </w:pPr>
       <w:r>
+        <w:rPr>
+          <w:b w:val="0"/>
+          <w:sz w:val="28"/>
+        </w:rPr>
+      </w:r>
+    </w:p>
+    <w:p>
+      <w:pPr>
+        <w:keepNext/>
+        <w:keepLines/>
+        <w:spacing w:line="240" w:lineRule="auto"/>
+        <w:ind w:firstLine="0" w:left="0" w:right="0"/>
+        <w:jc w:val="center"/>
+      </w:pPr>
+      <w:r>
         <w:drawing>
-          <wp:inline xmlns:a="http://schemas.openxmlformats.org/drawingml/2006/main" xmlns:pic="http://schemas.openxmlformats.org/drawingml/2006/picture">
+          <wp:inline xmlns:a="http://schemas.openxmlformats.org/drawingml/2006/main" xmlns:pic="http://schemas.openxmlformats.org/drawingml/2006/picture" distT="0" distB="0" distL="0" distR="0">
             <wp:extent cx="5940000" cy="4263026"/>
-            <wp:docPr id="6" name="Picture 6"/>
+            <wp:effectExtent l="0" t="0" r="0" b="0"/>
+            <wp:docPr id="6" name="Picture 6" descr="Рисунок 2.4. Редактирование услуги, КЕ и зависимостей администратором"/>
             <wp:cNvGraphicFramePr>
               <a:graphicFrameLocks noChangeAspect="1"/>
             </wp:cNvGraphicFramePr>
@@ -1658,6 +1817,12 @@
                       <a:ext cx="5940000" cy="4263026"/>
                     </a:xfrm>
                     <a:prstGeom prst="rect"/>
+                    <a:ln w="3175">
+                      <a:solidFill>
+                        <a:srgbClr val="000000"/>
+                      </a:solidFill>
+                      <a:prstDash val="solid"/>
+                    </a:ln>
                   </pic:spPr>
                 </pic:pic>
               </a:graphicData>
@@ -1669,9 +1834,24 @@
     <w:p>
       <w:pPr>
         <w:pStyle w:val="Caption"/>
+        <w:keepNext/>
+        <w:keepLines/>
       </w:pPr>
       <w:r>
-        <w:t>Рисунок 5 - Редактирование услуги, КЕ и зависимостей администратором</w:t>
+        <w:t>Рисунок 2.4 — Редактирование услуги, КЕ и зависимостей администратором</w:t>
+      </w:r>
+    </w:p>
+    <w:p>
+      <w:pPr>
+        <w:keepNext w:val="0"/>
+        <w:ind w:firstLine="0"/>
+        <w:jc w:val="center"/>
+      </w:pPr>
+      <w:r>
+        <w:rPr>
+          <w:b w:val="0"/>
+          <w:sz w:val="28"/>
+        </w:rPr>
       </w:r>
     </w:p>
     <w:p>
@@ -1706,21 +1886,36 @@
           <w:b w:val="0"/>
           <w:sz w:val="28"/>
         </w:rPr>
-        <w:t>Результат представлен на рисунке 6.</w:t>
+        <w:t>Результат представлен на рисунке 2.5.</w:t>
       </w:r>
     </w:p>
     <w:p>
       <w:pPr>
         <w:keepNext/>
-        <w:spacing w:line="240" w:lineRule="auto"/>
         <w:ind w:firstLine="0"/>
         <w:jc w:val="center"/>
       </w:pPr>
       <w:r>
+        <w:rPr>
+          <w:b w:val="0"/>
+          <w:sz w:val="28"/>
+        </w:rPr>
+      </w:r>
+    </w:p>
+    <w:p>
+      <w:pPr>
+        <w:keepNext/>
+        <w:keepLines/>
+        <w:spacing w:line="240" w:lineRule="auto"/>
+        <w:ind w:firstLine="0" w:left="0" w:right="0"/>
+        <w:jc w:val="center"/>
+      </w:pPr>
+      <w:r>
         <w:drawing>
-          <wp:inline xmlns:a="http://schemas.openxmlformats.org/drawingml/2006/main" xmlns:pic="http://schemas.openxmlformats.org/drawingml/2006/picture">
+          <wp:inline xmlns:a="http://schemas.openxmlformats.org/drawingml/2006/main" xmlns:pic="http://schemas.openxmlformats.org/drawingml/2006/picture" distT="0" distB="0" distL="0" distR="0">
             <wp:extent cx="5040000" cy="3222678"/>
-            <wp:docPr id="7" name="Picture 7"/>
+            <wp:effectExtent l="0" t="0" r="0" b="0"/>
+            <wp:docPr id="7" name="Picture 7" descr="Рисунок 2.5. Создание обращения с приоритетом и связанной КЕ"/>
             <wp:cNvGraphicFramePr>
               <a:graphicFrameLocks noChangeAspect="1"/>
             </wp:cNvGraphicFramePr>
@@ -1743,6 +1938,12 @@
                       <a:ext cx="5040000" cy="3222678"/>
                     </a:xfrm>
                     <a:prstGeom prst="rect"/>
+                    <a:ln w="3175">
+                      <a:solidFill>
+                        <a:srgbClr val="000000"/>
+                      </a:solidFill>
+                      <a:prstDash val="solid"/>
+                    </a:ln>
                   </pic:spPr>
                 </pic:pic>
               </a:graphicData>
@@ -1754,9 +1955,24 @@
     <w:p>
       <w:pPr>
         <w:pStyle w:val="Caption"/>
+        <w:keepNext/>
+        <w:keepLines/>
       </w:pPr>
       <w:r>
-        <w:t>Рисунок 6 - Создание обращения с приоритетом и связанной КЕ</w:t>
+        <w:t>Рисунок 2.5 — Создание обращения с приоритетом и связанной КЕ</w:t>
+      </w:r>
+    </w:p>
+    <w:p>
+      <w:pPr>
+        <w:keepNext w:val="0"/>
+        <w:ind w:firstLine="0"/>
+        <w:jc w:val="center"/>
+      </w:pPr>
+      <w:r>
+        <w:rPr>
+          <w:b w:val="0"/>
+          <w:sz w:val="28"/>
+        </w:rPr>
       </w:r>
     </w:p>
     <w:p>
@@ -1792,21 +2008,36 @@
           <w:b w:val="0"/>
           <w:sz w:val="28"/>
         </w:rPr>
-        <w:t>Результат представлен на рисунке 7.</w:t>
+        <w:t>Результат представлен на рисунке 2.6.</w:t>
       </w:r>
     </w:p>
     <w:p>
       <w:pPr>
         <w:keepNext/>
-        <w:spacing w:line="240" w:lineRule="auto"/>
         <w:ind w:firstLine="0"/>
         <w:jc w:val="center"/>
       </w:pPr>
       <w:r>
+        <w:rPr>
+          <w:b w:val="0"/>
+          <w:sz w:val="28"/>
+        </w:rPr>
+      </w:r>
+    </w:p>
+    <w:p>
+      <w:pPr>
+        <w:keepNext/>
+        <w:keepLines/>
+        <w:spacing w:line="240" w:lineRule="auto"/>
+        <w:ind w:firstLine="0" w:left="0" w:right="0"/>
+        <w:jc w:val="center"/>
+      </w:pPr>
+      <w:r>
         <w:drawing>
-          <wp:inline xmlns:a="http://schemas.openxmlformats.org/drawingml/2006/main" xmlns:pic="http://schemas.openxmlformats.org/drawingml/2006/picture">
+          <wp:inline xmlns:a="http://schemas.openxmlformats.org/drawingml/2006/main" xmlns:pic="http://schemas.openxmlformats.org/drawingml/2006/picture" distT="0" distB="0" distL="0" distR="0">
             <wp:extent cx="3600000" cy="5228485"/>
-            <wp:docPr id="8" name="Picture 8"/>
+            <wp:effectExtent l="0" t="0" r="0" b="0"/>
+            <wp:docPr id="8" name="Picture 8" descr="Рисунок 2.6. Карточка после подтверждения решения и закрытия"/>
             <wp:cNvGraphicFramePr>
               <a:graphicFrameLocks noChangeAspect="1"/>
             </wp:cNvGraphicFramePr>
@@ -1829,6 +2060,12 @@
                       <a:ext cx="3600000" cy="5228485"/>
                     </a:xfrm>
                     <a:prstGeom prst="rect"/>
+                    <a:ln w="3175">
+                      <a:solidFill>
+                        <a:srgbClr val="000000"/>
+                      </a:solidFill>
+                      <a:prstDash val="solid"/>
+                    </a:ln>
                   </pic:spPr>
                 </pic:pic>
               </a:graphicData>
@@ -1840,9 +2077,24 @@
     <w:p>
       <w:pPr>
         <w:pStyle w:val="Caption"/>
+        <w:keepNext/>
+        <w:keepLines/>
       </w:pPr>
       <w:r>
-        <w:t>Рисунок 7 - Карточка после подтверждения решения и закрытия</w:t>
+        <w:t>Рисунок 2.6 — Карточка после подтверждения решения и закрытия</w:t>
+      </w:r>
+    </w:p>
+    <w:p>
+      <w:pPr>
+        <w:keepNext w:val="0"/>
+        <w:ind w:firstLine="0"/>
+        <w:jc w:val="center"/>
+      </w:pPr>
+      <w:r>
+        <w:rPr>
+          <w:b w:val="0"/>
+          <w:sz w:val="28"/>
+        </w:rPr>
       </w:r>
     </w:p>
     <w:p>
@@ -1866,7 +2118,7 @@
           <w:b w:val="0"/>
           <w:sz w:val="28"/>
         </w:rPr>
-        <w:t>Браузерный сценарий подтвердил создание обращения о недоступности сервера разработки, назначение специалиста, запись решения и закрытие автором. Описание восстановления демонстрирует учёт действий: само приложение не исполняет команды vSphere и не управляет реальной производственной ВМ.</w:t>
+        <w:t>Приложение учитывает действия специалистов; команды vSphere и управление реальной ВМ выполняются вне прототипа. Полный браузерный сценарий обработки обращения разобран в разделе 4.</w:t>
       </w:r>
     </w:p>
     <w:p>
@@ -1890,21 +2142,36 @@
           <w:b w:val="0"/>
           <w:sz w:val="28"/>
         </w:rPr>
-        <w:t>Результат представлен на рисунке 8.</w:t>
+        <w:t>Результат представлен на рисунке 3.1.</w:t>
       </w:r>
     </w:p>
     <w:p>
       <w:pPr>
         <w:keepNext/>
-        <w:spacing w:line="240" w:lineRule="auto"/>
         <w:ind w:firstLine="0"/>
         <w:jc w:val="center"/>
       </w:pPr>
       <w:r>
+        <w:rPr>
+          <w:b w:val="0"/>
+          <w:sz w:val="28"/>
+        </w:rPr>
+      </w:r>
+    </w:p>
+    <w:p>
+      <w:pPr>
+        <w:keepNext/>
+        <w:keepLines/>
+        <w:spacing w:line="240" w:lineRule="auto"/>
+        <w:ind w:firstLine="0" w:left="0" w:right="0"/>
+        <w:jc w:val="center"/>
+      </w:pPr>
+      <w:r>
         <w:drawing>
-          <wp:inline xmlns:a="http://schemas.openxmlformats.org/drawingml/2006/main" xmlns:pic="http://schemas.openxmlformats.org/drawingml/2006/picture">
+          <wp:inline xmlns:a="http://schemas.openxmlformats.org/drawingml/2006/main" xmlns:pic="http://schemas.openxmlformats.org/drawingml/2006/picture" distT="0" distB="0" distL="0" distR="0">
             <wp:extent cx="4680000" cy="5871273"/>
-            <wp:docPr id="9" name="Picture 9"/>
+            <wp:effectExtent l="0" t="0" r="0" b="0"/>
+            <wp:docPr id="9" name="Picture 9" descr="Рисунок 3.1. Диаграмма вариантов использования UML"/>
             <wp:cNvGraphicFramePr>
               <a:graphicFrameLocks noChangeAspect="1"/>
             </wp:cNvGraphicFramePr>
@@ -1927,6 +2194,12 @@
                       <a:ext cx="4680000" cy="5871273"/>
                     </a:xfrm>
                     <a:prstGeom prst="rect"/>
+                    <a:ln w="3175">
+                      <a:solidFill>
+                        <a:srgbClr val="000000"/>
+                      </a:solidFill>
+                      <a:prstDash val="solid"/>
+                    </a:ln>
                   </pic:spPr>
                 </pic:pic>
               </a:graphicData>
@@ -1938,9 +2211,24 @@
     <w:p>
       <w:pPr>
         <w:pStyle w:val="Caption"/>
+        <w:keepNext/>
+        <w:keepLines/>
       </w:pPr>
       <w:r>
-        <w:t>Рисунок 8 - Диаграмма вариантов использования UML</w:t>
+        <w:t>Рисунок 3.1 — Диаграмма вариантов использования UML</w:t>
+      </w:r>
+    </w:p>
+    <w:p>
+      <w:pPr>
+        <w:keepNext w:val="0"/>
+        <w:ind w:firstLine="0"/>
+        <w:jc w:val="center"/>
+      </w:pPr>
+      <w:r>
+        <w:rPr>
+          <w:b w:val="0"/>
+          <w:sz w:val="28"/>
+        </w:rPr>
       </w:r>
     </w:p>
     <w:p>
@@ -9854,7 +10142,7 @@
     <w:pPr>
       <w:widowControl/>
       <w:spacing w:line="240" w:lineRule="auto" w:before="0" w:after="0"/>
-      <w:ind w:firstLine="0"/>
+      <w:ind w:firstLine="0" w:left="0" w:right="0"/>
       <w:jc w:val="center"/>
     </w:pPr>
     <w:rPr>
